--- a/ASI/Parcial 1/ASI - Resolucion Parcial 1 - Mondino, Juan Cruz.docx
+++ b/ASI/Parcial 1/ASI - Resolucion Parcial 1 - Mondino, Juan Cruz.docx
@@ -37,16 +37,21 @@
         <w:t>: es el propósito para el cual existe la empresa.</w:t>
       </w:r>
     </w:p>
+    <w:p>
+      <w:r>
+        <w:t>Ser la empresa líder en el sector agrícola y ganadero en diversas regiones del país</w:t>
+      </w:r>
+      <w:r>
+        <w:t>, potenciando la producción mediante el eficiente uso de tecnologías avanzadas.</w:t>
+      </w:r>
+    </w:p>
     <w:p/>
     <w:p>
       <w:pPr>
         <w:pStyle w:val="Ttulo2"/>
       </w:pPr>
       <w:r>
-        <w:t>V</w:t>
-      </w:r>
-      <w:r>
-        <w:t>isión</w:t>
+        <w:t>Visión</w:t>
       </w:r>
     </w:p>
     <w:p>
@@ -60,6 +65,38 @@
         <w:t>: Es la formulación de la situación futura deseable de la organización.</w:t>
       </w:r>
     </w:p>
+    <w:p>
+      <w:r>
+        <w:t>Mantener</w:t>
+      </w:r>
+      <w:r>
+        <w:t xml:space="preserve"> el </w:t>
+      </w:r>
+      <w:r>
+        <w:t>título</w:t>
+      </w:r>
+      <w:r>
+        <w:t xml:space="preserve"> de ser referente nacional </w:t>
+      </w:r>
+      <w:r>
+        <w:t xml:space="preserve">en </w:t>
+      </w:r>
+      <w:r>
+        <w:t>la innovación agropecuaria</w:t>
+      </w:r>
+      <w:r>
+        <w:t xml:space="preserve">, </w:t>
+      </w:r>
+      <w:r>
+        <w:t>integrando inteligencia tecnológica en todos los procesos productivos para liderar una transformación sustentable del sector</w:t>
+      </w:r>
+      <w:r>
+        <w:t>, y a la vez,</w:t>
+      </w:r>
+      <w:r>
+        <w:t xml:space="preserve"> promoviendo prácticas eficientes, sustentables y orientadas a la excelencia.</w:t>
+      </w:r>
+    </w:p>
     <w:p/>
     <w:p>
       <w:pPr>
@@ -80,31 +117,254 @@
         <w:t>: Creencias acerca de las conductas consideradas correctas y valiosas para la organización.</w:t>
       </w:r>
     </w:p>
+    <w:p>
+      <w:pPr>
+        <w:pStyle w:val="Prrafodelista"/>
+        <w:numPr>
+          <w:ilvl w:val="0"/>
+          <w:numId w:val="7"/>
+        </w:numPr>
+      </w:pPr>
+      <w:r>
+        <w:rPr>
+          <w:b/>
+          <w:bCs/>
+        </w:rPr>
+        <w:t>El medio ambiente:</w:t>
+      </w:r>
+      <w:r>
+        <w:t xml:space="preserve"> </w:t>
+      </w:r>
+      <w:r>
+        <w:t>Estamos profundamente comprometidos con la protección del medio ambiente y la eficiencia energética, procurando utilizar cada recurso de manera responsable y sustentable en todas nuestras operaciones.</w:t>
+      </w:r>
+    </w:p>
+    <w:p>
+      <w:pPr>
+        <w:pStyle w:val="Prrafodelista"/>
+        <w:numPr>
+          <w:ilvl w:val="0"/>
+          <w:numId w:val="7"/>
+        </w:numPr>
+      </w:pPr>
+      <w:r>
+        <w:rPr>
+          <w:b/>
+          <w:bCs/>
+        </w:rPr>
+        <w:t>La calidad y la excelencia:</w:t>
+      </w:r>
+      <w:r>
+        <w:rPr>
+          <w:b/>
+          <w:bCs/>
+        </w:rPr>
+        <w:t xml:space="preserve"> </w:t>
+      </w:r>
+      <w:r>
+        <w:t>La búsqueda constante de la calidad y la excelencia define nuestra identidad como empresa. Nos enfocamos en la mejora continua de nuestros procesos para ofrecer productos y servicios</w:t>
+      </w:r>
+      <w:r>
+        <w:t>,</w:t>
+      </w:r>
+      <w:r>
+        <w:t xml:space="preserve"> que</w:t>
+      </w:r>
+      <w:r>
+        <w:t xml:space="preserve"> no solo satisfagan </w:t>
+      </w:r>
+      <w:r>
+        <w:t>las expectativas de nuestros clientes</w:t>
+      </w:r>
+      <w:r>
+        <w:t>, sino que las superen</w:t>
+      </w:r>
+      <w:r>
+        <w:t>.</w:t>
+      </w:r>
+    </w:p>
+    <w:p>
+      <w:pPr>
+        <w:pStyle w:val="Prrafodelista"/>
+        <w:numPr>
+          <w:ilvl w:val="0"/>
+          <w:numId w:val="7"/>
+        </w:numPr>
+      </w:pPr>
+      <w:r>
+        <w:rPr>
+          <w:b/>
+          <w:bCs/>
+        </w:rPr>
+        <w:t xml:space="preserve">Innovación: </w:t>
+      </w:r>
+      <w:r>
+        <w:t>Nos comprometemos a incorporar tecnologías de vanguardia en todos nuestros procesos, con el objetivo de mejorar continuamente la calidad de nuestros productos y servicios, promoviendo así una agricultura y ganadería más eficiente, sostenible y competitiva.</w:t>
+      </w:r>
+    </w:p>
+    <w:p>
+      <w:pPr>
+        <w:pStyle w:val="Prrafodelista"/>
+        <w:numPr>
+          <w:ilvl w:val="0"/>
+          <w:numId w:val="7"/>
+        </w:numPr>
+      </w:pPr>
+      <w:r>
+        <w:rPr>
+          <w:b/>
+          <w:bCs/>
+        </w:rPr>
+        <w:t>Aprendizaje continuo:</w:t>
+      </w:r>
+      <w:r>
+        <w:t xml:space="preserve"> Fomentamos activamente la capacitación y el desarrollo profesional de nuestro equipo, promoviendo una cultura de aprendizaje constante que nos permite adaptarnos a los avances tecnológicos y responder con eficiencia a los desafíos del sector.</w:t>
+      </w:r>
+    </w:p>
     <w:p/>
     <w:p>
       <w:pPr>
+        <w:pStyle w:val="Prrafodelista"/>
+        <w:numPr>
+          <w:ilvl w:val="0"/>
+          <w:numId w:val="7"/>
+        </w:numPr>
+      </w:pPr>
+      <w:r>
+        <w:t>Compromiso ambiental</w:t>
+      </w:r>
+    </w:p>
+    <w:p>
+      <w:pPr>
+        <w:pStyle w:val="Prrafodelista"/>
+        <w:numPr>
+          <w:ilvl w:val="0"/>
+          <w:numId w:val="7"/>
+        </w:numPr>
+      </w:pPr>
+      <w:r>
+        <w:t>Eficiencia</w:t>
+      </w:r>
+    </w:p>
+    <w:p>
+      <w:pPr>
+        <w:pStyle w:val="Prrafodelista"/>
+        <w:numPr>
+          <w:ilvl w:val="0"/>
+          <w:numId w:val="7"/>
+        </w:numPr>
+      </w:pPr>
+      <w:r>
+        <w:t>Eficacia</w:t>
+      </w:r>
+    </w:p>
+    <w:p>
+      <w:pPr>
+        <w:pStyle w:val="Prrafodelista"/>
+        <w:numPr>
+          <w:ilvl w:val="0"/>
+          <w:numId w:val="7"/>
+        </w:numPr>
+      </w:pPr>
+      <w:r>
+        <w:t>Calidad y excelencia</w:t>
+      </w:r>
+    </w:p>
+    <w:p>
+      <w:pPr>
+        <w:pStyle w:val="Prrafodelista"/>
+        <w:numPr>
+          <w:ilvl w:val="0"/>
+          <w:numId w:val="7"/>
+        </w:numPr>
+      </w:pPr>
+      <w:r>
+        <w:t>Innovación</w:t>
+      </w:r>
+    </w:p>
+    <w:p>
+      <w:pPr>
+        <w:pStyle w:val="Prrafodelista"/>
+        <w:numPr>
+          <w:ilvl w:val="0"/>
+          <w:numId w:val="7"/>
+        </w:numPr>
+      </w:pPr>
+      <w:r>
+        <w:t>Aprendizaje continuo</w:t>
+      </w:r>
+    </w:p>
+    <w:p/>
+    <w:p>
+      <w:pPr>
         <w:pStyle w:val="Ttulo2"/>
       </w:pPr>
       <w:r>
         <w:t>¿Qué es la empresa?</w:t>
       </w:r>
     </w:p>
+    <w:p>
+      <w:r>
+        <w:t xml:space="preserve">AGROMAR es una empresa agrícola-ganadera, que </w:t>
+      </w:r>
+      <w:r>
+        <w:t>apuesta por una fuerte</w:t>
+      </w:r>
+      <w:r>
+        <w:t xml:space="preserve"> implementa</w:t>
+      </w:r>
+      <w:r>
+        <w:t>ción</w:t>
+      </w:r>
+      <w:r>
+        <w:t xml:space="preserve"> tecnol</w:t>
+      </w:r>
+      <w:r>
+        <w:t>ó</w:t>
+      </w:r>
+      <w:r>
+        <w:t>g</w:t>
+      </w:r>
+      <w:r>
+        <w:t>ica</w:t>
+      </w:r>
+      <w:r>
+        <w:t xml:space="preserve"> con el fin de mejorar la producción </w:t>
+      </w:r>
+      <w:r>
+        <w:t>de cultivos</w:t>
+      </w:r>
+      <w:r>
+        <w:t>,</w:t>
+      </w:r>
+      <w:r>
+        <w:t xml:space="preserve"> la cría y engorde del ganado,</w:t>
+      </w:r>
+      <w:r>
+        <w:t xml:space="preserve"> </w:t>
+      </w:r>
+      <w:r>
+        <w:t>producción láctea y el procesamiento de la materia prima de la agroindustria</w:t>
+      </w:r>
+      <w:r>
+        <w:t>.</w:t>
+      </w:r>
+      <w:r>
+        <w:t xml:space="preserve"> </w:t>
+      </w:r>
+    </w:p>
+    <w:p>
+      <w:r>
+        <w:t>Cuenta con presencia en diversas regiones del país gracias a una red constituida por 8 establecimientos.</w:t>
+      </w:r>
+    </w:p>
     <w:p/>
-    <w:p/>
     <w:p>
       <w:pPr>
         <w:pStyle w:val="Ttulo2"/>
       </w:pPr>
       <w:r>
         <w:t>Análisis organizacional</w:t>
-      </w:r>
-    </w:p>
-    <w:p>
-      <w:pPr>
-        <w:pStyle w:val="Ttulo3"/>
-      </w:pPr>
-      <w:r>
-        <w:t>Tamaño</w:t>
       </w:r>
     </w:p>
     <w:p>
@@ -112,66 +372,877 @@
         <w:rPr>
           <w:u w:val="single"/>
         </w:rPr>
-        <w:t>Definición</w:t>
+        <w:t>Tamaño</w:t>
+      </w:r>
+      <w:r>
+        <w:t>: Organización pequeña/mediana, menos de 250 empleados.</w:t>
+      </w:r>
+    </w:p>
+    <w:p>
+      <w:pPr>
+        <w:rPr>
+          <w:u w:val="single"/>
+        </w:rPr>
+      </w:pPr>
+    </w:p>
+    <w:p>
+      <w:r>
+        <w:rPr>
+          <w:u w:val="single"/>
+        </w:rPr>
+        <w:t>Rol de TI</w:t>
+      </w:r>
+      <w:r>
+        <w:t>: Cambio. Hoy en día no hay una dependencia crítica de las TI para el funcionamiento y continuidad de los procesos, pero (teniendo en cuenta los proyectos de 1 a 3 años) se las toma como impulsores de la innovación de procesos y servicios del negocio.</w:t>
+      </w:r>
+    </w:p>
+    <w:p>
+      <w:pPr>
+        <w:rPr>
+          <w:u w:val="single"/>
+        </w:rPr>
+      </w:pPr>
+    </w:p>
+    <w:p>
+      <w:r>
+        <w:rPr>
+          <w:u w:val="single"/>
+        </w:rPr>
+        <w:t>Estrategias de adopción</w:t>
       </w:r>
       <w:r>
         <w:t xml:space="preserve">: </w:t>
       </w:r>
+      <w:proofErr w:type="spellStart"/>
+      <w:r>
+        <w:t>First</w:t>
+      </w:r>
+      <w:proofErr w:type="spellEnd"/>
+      <w:r>
+        <w:t xml:space="preserve"> mover, es el que primero se mueve con la intención de obtener la última tecnología.</w:t>
+      </w:r>
+    </w:p>
+    <w:p>
+      <w:pPr>
+        <w:rPr>
+          <w:u w:val="single"/>
+        </w:rPr>
+      </w:pPr>
+    </w:p>
+    <w:p>
+      <w:r>
+        <w:rPr>
+          <w:u w:val="single"/>
+        </w:rPr>
+        <w:t>Arquetipo de la estrategia</w:t>
+      </w:r>
+      <w:r>
+        <w:t>: Innovación.</w:t>
+      </w:r>
+    </w:p>
+    <w:p>
+      <w:pPr>
+        <w:rPr>
+          <w:u w:val="single"/>
+        </w:rPr>
+      </w:pPr>
+    </w:p>
+    <w:p>
+      <w:r>
+        <w:rPr>
+          <w:u w:val="single"/>
+        </w:rPr>
+        <w:t>Clasificación</w:t>
+      </w:r>
+      <w:r>
+        <w:t xml:space="preserve">: </w:t>
+      </w:r>
+    </w:p>
+    <w:p>
+      <w:pPr>
+        <w:rPr>
+          <w:u w:val="single"/>
+        </w:rPr>
+      </w:pPr>
+    </w:p>
+    <w:p>
+      <w:r>
+        <w:rPr>
+          <w:u w:val="single"/>
+        </w:rPr>
+        <w:t>Modelo de abastecimiento</w:t>
+      </w:r>
+      <w:r>
+        <w:t>: Internalizado.</w:t>
+      </w:r>
     </w:p>
     <w:p/>
-    <w:p>
-      <w:pPr>
-        <w:pStyle w:val="Ttulo3"/>
-      </w:pPr>
-      <w:r>
-        <w:t>Relación con tecnología</w:t>
-      </w:r>
-    </w:p>
     <w:p/>
     <w:p>
       <w:pPr>
-        <w:pStyle w:val="Ttulo3"/>
-      </w:pPr>
-      <w:r>
-        <w:t>Rol de TI</w:t>
+        <w:pStyle w:val="Ttulo2"/>
+      </w:pPr>
+      <w:r>
+        <w:lastRenderedPageBreak/>
+        <w:t>Objetivos</w:t>
+      </w:r>
+    </w:p>
+    <w:p>
+      <w:r>
+        <w:t>Año 1:</w:t>
+      </w:r>
+    </w:p>
+    <w:p>
+      <w:r>
+        <w:t>1)</w:t>
+      </w:r>
+    </w:p>
+    <w:p>
+      <w:r>
+        <w:rPr>
+          <w:u w:val="single"/>
+        </w:rPr>
+        <w:t>Negocio:</w:t>
+      </w:r>
+    </w:p>
+    <w:p>
+      <w:pPr>
+        <w:pStyle w:val="Prrafodelista"/>
+        <w:numPr>
+          <w:ilvl w:val="0"/>
+          <w:numId w:val="9"/>
+        </w:numPr>
+      </w:pPr>
+      <w:r>
+        <w:t>Para el fin del primer semestre luego de haber integrado todas las áreas de la empresa en una plataforma, reducir un 50% el tiempo de ejecución de reportes operativos.</w:t>
+      </w:r>
+    </w:p>
+    <w:p>
+      <w:pPr>
+        <w:pStyle w:val="Prrafodelista"/>
+        <w:numPr>
+          <w:ilvl w:val="0"/>
+          <w:numId w:val="9"/>
+        </w:numPr>
+      </w:pPr>
+      <w:r>
+        <w:t>El área de finanzas deberá tener listos los duplicados de los documentos que abarquen un 85% de la información del área para que puedan ser digitalizados.</w:t>
+      </w:r>
+    </w:p>
+    <w:p>
+      <w:pPr>
+        <w:pStyle w:val="Prrafodelista"/>
+        <w:numPr>
+          <w:ilvl w:val="0"/>
+          <w:numId w:val="9"/>
+        </w:numPr>
+      </w:pPr>
+      <w:r>
+        <w:t>Reducir un 20% la utilización de documentos en papel en un lapso de 1 mes luego de la implementación del sistema ERP.</w:t>
+      </w:r>
+    </w:p>
+    <w:p>
+      <w:pPr>
+        <w:pStyle w:val="Prrafodelista"/>
+        <w:numPr>
+          <w:ilvl w:val="0"/>
+          <w:numId w:val="9"/>
+        </w:numPr>
+      </w:pPr>
+      <w:r>
+        <w:t xml:space="preserve">Acortar el ciclo de facturación </w:t>
+      </w:r>
+      <w:r>
+        <w:t>un 15% en</w:t>
+      </w:r>
+      <w:r>
+        <w:t xml:space="preserve"> promedio para </w:t>
+      </w:r>
+      <w:r>
+        <w:t>el fin del tercer trimestre</w:t>
+      </w:r>
+      <w:r>
+        <w:t>, automatizando procesos de ventas y cobranzas con el módulo financiero del ERP.</w:t>
+      </w:r>
+    </w:p>
+    <w:p>
+      <w:r>
+        <w:rPr>
+          <w:u w:val="single"/>
+        </w:rPr>
+        <w:t>TI</w:t>
+      </w:r>
+      <w:r>
+        <w:rPr>
+          <w:u w:val="single"/>
+        </w:rPr>
+        <w:t>:</w:t>
+      </w:r>
+    </w:p>
+    <w:p>
+      <w:pPr>
+        <w:pStyle w:val="Prrafodelista"/>
+        <w:numPr>
+          <w:ilvl w:val="0"/>
+          <w:numId w:val="10"/>
+        </w:numPr>
+      </w:pPr>
+      <w:r>
+        <w:t>Instruir al 40% de los empleados para que puedan utilizar el sistema ERP a implementar</w:t>
+      </w:r>
+      <w:r>
+        <w:t xml:space="preserve"> dentro de los próximos 5 meses</w:t>
+      </w:r>
+      <w:r>
+        <w:t>.</w:t>
+      </w:r>
+    </w:p>
+    <w:p>
+      <w:pPr>
+        <w:pStyle w:val="Prrafodelista"/>
+        <w:numPr>
+          <w:ilvl w:val="0"/>
+          <w:numId w:val="10"/>
+        </w:numPr>
+      </w:pPr>
+      <w:r>
+        <w:t xml:space="preserve">Mejorar </w:t>
+      </w:r>
+      <w:r>
+        <w:t>la capacidad d</w:t>
+      </w:r>
+      <w:r>
+        <w:t>el sistema de servidores en un 50% para dentro de 7 meses.</w:t>
+      </w:r>
+    </w:p>
+    <w:p>
+      <w:pPr>
+        <w:pStyle w:val="Prrafodelista"/>
+        <w:numPr>
+          <w:ilvl w:val="0"/>
+          <w:numId w:val="10"/>
+        </w:numPr>
+      </w:pPr>
+      <w:r>
+        <w:t>Abastecer al 90% los establecimientos rurales con una red de internet de al menos 50Mb previo a la implementación del sistema ERP dentro de un año.</w:t>
+      </w:r>
+    </w:p>
+    <w:p>
+      <w:pPr>
+        <w:pStyle w:val="Prrafodelista"/>
+        <w:numPr>
+          <w:ilvl w:val="0"/>
+          <w:numId w:val="10"/>
+        </w:numPr>
+      </w:pPr>
+      <w:r>
+        <w:t>Digitalizar la totalidad de los datos del área de finanzas para que puedan ser accesibles en cualquier momento por los directivos o demás stakeholders en cualquier momento para el momento de implementar el sistema ERP.</w:t>
+      </w:r>
+    </w:p>
+    <w:p>
+      <w:pPr>
+        <w:rPr>
+          <w:u w:val="single"/>
+        </w:rPr>
+      </w:pPr>
+    </w:p>
+    <w:p>
+      <w:r>
+        <w:t>2)</w:t>
+      </w:r>
+    </w:p>
+    <w:p>
+      <w:r>
+        <w:rPr>
+          <w:u w:val="single"/>
+        </w:rPr>
+        <w:t>Negocio:</w:t>
+      </w:r>
+    </w:p>
+    <w:p>
+      <w:pPr>
+        <w:pStyle w:val="Prrafodelista"/>
+        <w:numPr>
+          <w:ilvl w:val="0"/>
+          <w:numId w:val="11"/>
+        </w:numPr>
+      </w:pPr>
+      <w:r>
+        <w:t>Señalizar los límites de un 45% de los campos para el fin del segundo trimestre.</w:t>
+      </w:r>
+    </w:p>
+    <w:p>
+      <w:pPr>
+        <w:pStyle w:val="Prrafodelista"/>
+        <w:numPr>
+          <w:ilvl w:val="0"/>
+          <w:numId w:val="11"/>
+        </w:numPr>
+      </w:pPr>
+      <w:r>
+        <w:t>Mejorar la toma de decisiones agronómicas logrando una reducción del 15% en pérdidas por eventos climáticos adversos mediante el uso de estaciones meteorológicas y alertas automáticas antes de finalizar el primer ciclo agrícola tras la implementación.</w:t>
+      </w:r>
+    </w:p>
+    <w:p>
+      <w:pPr>
+        <w:pStyle w:val="Prrafodelista"/>
+        <w:numPr>
+          <w:ilvl w:val="0"/>
+          <w:numId w:val="11"/>
+        </w:numPr>
+      </w:pPr>
+      <w:r>
+        <w:t xml:space="preserve">Incrementar </w:t>
+      </w:r>
+      <w:r>
+        <w:t>el rendimiento promedio de los cultivos en un 10% durante la próxima campaña agrícola mediante el uso de datos satelitales y drones para detectar zonas de bajo desempeño</w:t>
+      </w:r>
+      <w:r>
+        <w:t>, en un lapso de 2 meses luego de implementar el software y drones</w:t>
+      </w:r>
+      <w:r>
+        <w:t>.</w:t>
+      </w:r>
+    </w:p>
+    <w:p>
+      <w:pPr>
+        <w:pStyle w:val="Prrafodelista"/>
+        <w:numPr>
+          <w:ilvl w:val="0"/>
+          <w:numId w:val="11"/>
+        </w:numPr>
+      </w:pPr>
+      <w:r>
+        <w:lastRenderedPageBreak/>
+        <w:t>Reducir los costos operativos en el monitoreo de cultivos y ganado en un 20% dentro del primer año al reemplazar inspecciones presenciales por análisis vía drones.</w:t>
+      </w:r>
+    </w:p>
+    <w:p>
+      <w:r>
+        <w:rPr>
+          <w:u w:val="single"/>
+        </w:rPr>
+        <w:t>TI</w:t>
+      </w:r>
+      <w:r>
+        <w:rPr>
+          <w:u w:val="single"/>
+        </w:rPr>
+        <w:t>:</w:t>
+      </w:r>
+    </w:p>
+    <w:p>
+      <w:pPr>
+        <w:pStyle w:val="Prrafodelista"/>
+        <w:numPr>
+          <w:ilvl w:val="0"/>
+          <w:numId w:val="12"/>
+        </w:numPr>
+      </w:pPr>
+      <w:r>
+        <w:t>Instruir a</w:t>
+      </w:r>
+      <w:r>
+        <w:t>l menos a</w:t>
+      </w:r>
+      <w:r>
+        <w:t xml:space="preserve"> 2</w:t>
+      </w:r>
+      <w:r>
+        <w:t xml:space="preserve"> </w:t>
+      </w:r>
+      <w:r>
+        <w:t xml:space="preserve">de </w:t>
+      </w:r>
+      <w:r>
+        <w:t xml:space="preserve">los capataces </w:t>
+      </w:r>
+      <w:r>
+        <w:t>o</w:t>
+      </w:r>
+      <w:r>
+        <w:t xml:space="preserve"> encargados del nivel operativo</w:t>
+      </w:r>
+      <w:r>
+        <w:t xml:space="preserve"> de cada establecimiento</w:t>
+      </w:r>
+      <w:r>
+        <w:t xml:space="preserve"> para que puedan utilizar los drones</w:t>
+      </w:r>
+      <w:r>
+        <w:t xml:space="preserve"> al monitorear los cultivos y ganado en un lapso de 7 meses.</w:t>
+      </w:r>
+    </w:p>
+    <w:p>
+      <w:pPr>
+        <w:pStyle w:val="Prrafodelista"/>
+        <w:numPr>
+          <w:ilvl w:val="0"/>
+          <w:numId w:val="12"/>
+        </w:numPr>
+      </w:pPr>
+      <w:r>
+        <w:t>Tener el 30% de una app de alertas sobre peligros hacia los cultivos en etapa de producción para el fin del primer trimestre luego de implementar el software de análisis satelital.</w:t>
+      </w:r>
+    </w:p>
+    <w:p>
+      <w:pPr>
+        <w:pStyle w:val="Prrafodelista"/>
+        <w:numPr>
+          <w:ilvl w:val="0"/>
+          <w:numId w:val="12"/>
+        </w:numPr>
+      </w:pPr>
+      <w:r>
+        <w:t xml:space="preserve">Para el fin del tercer trimestre tener al menos una estación meteorológica adicional funcionando y lista para ser conectada a la red en </w:t>
+      </w:r>
+      <w:r>
+        <w:t>cada campo</w:t>
+      </w:r>
+      <w:r>
+        <w:t>.</w:t>
       </w:r>
     </w:p>
     <w:p/>
     <w:p>
-      <w:pPr>
-        <w:pStyle w:val="Ttulo3"/>
-      </w:pPr>
-      <w:r>
-        <w:t>Estrategias de adopción</w:t>
+      <w:r>
+        <w:t>3)</w:t>
+      </w:r>
+    </w:p>
+    <w:p>
+      <w:r>
+        <w:rPr>
+          <w:u w:val="single"/>
+        </w:rPr>
+        <w:t>Negocio:</w:t>
+      </w:r>
+    </w:p>
+    <w:p>
+      <w:pPr>
+        <w:pStyle w:val="Prrafodelista"/>
+        <w:numPr>
+          <w:ilvl w:val="0"/>
+          <w:numId w:val="13"/>
+        </w:numPr>
+      </w:pPr>
+      <w:r>
+        <w:t>Aumentar la producción de cultivos en un 15% mediante el uso de las herramientas predictivas de optimización de siembra y cosecha en un lapso de 7 meses luego de su implementación.</w:t>
+      </w:r>
+    </w:p>
+    <w:p>
+      <w:pPr>
+        <w:pStyle w:val="Prrafodelista"/>
+        <w:numPr>
+          <w:ilvl w:val="0"/>
+          <w:numId w:val="13"/>
+        </w:numPr>
+      </w:pPr>
+      <w:r>
+        <w:t>Reducir un 25% en pérdidas por cuestiones meteorológicas mediante el uso del sistema de alertas tempranas en un lapso de 5 meses de haberlo implementado.</w:t>
+      </w:r>
+    </w:p>
+    <w:p>
+      <w:pPr>
+        <w:pStyle w:val="Prrafodelista"/>
+        <w:numPr>
+          <w:ilvl w:val="0"/>
+          <w:numId w:val="13"/>
+        </w:numPr>
+      </w:pPr>
+      <w:r>
+        <w:t>Disminuir en un 30% el tiempo necesario para generar reportes estratégicos de producción, finanzas y operaciones mediante tableros automáticos antes del tercer trimestre.</w:t>
+      </w:r>
+    </w:p>
+    <w:p>
+      <w:pPr>
+        <w:rPr>
+          <w:u w:val="single"/>
+        </w:rPr>
+      </w:pPr>
+      <w:r>
+        <w:rPr>
+          <w:u w:val="single"/>
+        </w:rPr>
+        <w:t>TI</w:t>
+      </w:r>
+      <w:r>
+        <w:rPr>
+          <w:u w:val="single"/>
+        </w:rPr>
+        <w:t>:</w:t>
+      </w:r>
+    </w:p>
+    <w:p>
+      <w:pPr>
+        <w:pStyle w:val="Prrafodelista"/>
+        <w:numPr>
+          <w:ilvl w:val="0"/>
+          <w:numId w:val="14"/>
+        </w:numPr>
+      </w:pPr>
+      <w:r>
+        <w:t xml:space="preserve">Instruir al 50% del nivel ejecutivo </w:t>
+      </w:r>
+      <w:r>
+        <w:t xml:space="preserve">a través de talleres virtuales </w:t>
+      </w:r>
+      <w:r>
+        <w:t>para que pueda leer los tableros de control con indicadores de desempeño en un lapso de 4 meses.</w:t>
+      </w:r>
+    </w:p>
+    <w:p>
+      <w:pPr>
+        <w:pStyle w:val="Prrafodelista"/>
+        <w:numPr>
+          <w:ilvl w:val="0"/>
+          <w:numId w:val="14"/>
+        </w:numPr>
+      </w:pPr>
+      <w:r>
+        <w:t>Mejorar el flujo de datos de los servidores de la empresa en un 60% para que puedan soportar el aumento obtenido por estos sistemas y sea sostenible en el tiempo para el momento de la implementación de la plataforma.</w:t>
+      </w:r>
+    </w:p>
+    <w:p>
+      <w:pPr>
+        <w:pStyle w:val="Prrafodelista"/>
+        <w:numPr>
+          <w:ilvl w:val="0"/>
+          <w:numId w:val="14"/>
+        </w:numPr>
+      </w:pPr>
+      <w:r>
+        <w:t>Desarrollar e implementar tableros de control personalizados para las áreas clave (producción, finanzas y RRHH) en un plazo máximo de 6 meses.</w:t>
+      </w:r>
+    </w:p>
+    <w:p>
+      <w:pPr>
+        <w:pStyle w:val="Ttulo2"/>
+      </w:pPr>
+      <w:r>
+        <w:t>Riesgos</w:t>
+      </w:r>
+    </w:p>
+    <w:p>
+      <w:r>
+        <w:t>Año 1:</w:t>
+      </w:r>
+    </w:p>
+    <w:p>
+      <w:r>
+        <w:t>1)</w:t>
+      </w:r>
+    </w:p>
+    <w:p>
+      <w:pPr>
+        <w:pStyle w:val="Prrafodelista"/>
+        <w:numPr>
+          <w:ilvl w:val="0"/>
+          <w:numId w:val="1"/>
+        </w:numPr>
+      </w:pPr>
+      <w:r>
+        <w:lastRenderedPageBreak/>
+        <w:t>Inconsistencia de la base de datos: no hay en la realidad lo que dice la base de datos.</w:t>
+      </w:r>
+    </w:p>
+    <w:p>
+      <w:pPr>
+        <w:pStyle w:val="Prrafodelista"/>
+        <w:numPr>
+          <w:ilvl w:val="0"/>
+          <w:numId w:val="1"/>
+        </w:numPr>
+      </w:pPr>
+      <w:r>
+        <w:t>Falla de comunicación.</w:t>
+      </w:r>
+    </w:p>
+    <w:p>
+      <w:pPr>
+        <w:pStyle w:val="Prrafodelista"/>
+        <w:numPr>
+          <w:ilvl w:val="0"/>
+          <w:numId w:val="1"/>
+        </w:numPr>
+      </w:pPr>
+      <w:r>
+        <w:t>Falla de servidor</w:t>
+      </w:r>
+      <w:r>
+        <w:t>: por cantidad de consultas.</w:t>
+      </w:r>
+    </w:p>
+    <w:p>
+      <w:pPr>
+        <w:pStyle w:val="Prrafodelista"/>
+        <w:numPr>
+          <w:ilvl w:val="0"/>
+          <w:numId w:val="1"/>
+        </w:numPr>
+      </w:pPr>
+      <w:r>
+        <w:t>Error de confidencialidad: se mezcla la información que pueden ver los trabajadores de los módulos agricultura, ganadería, finanzas y RRHH.</w:t>
+      </w:r>
+    </w:p>
+    <w:p>
+      <w:r>
+        <w:t>2)</w:t>
+      </w:r>
+    </w:p>
+    <w:p>
+      <w:pPr>
+        <w:pStyle w:val="Prrafodelista"/>
+        <w:numPr>
+          <w:ilvl w:val="0"/>
+          <w:numId w:val="2"/>
+        </w:numPr>
+      </w:pPr>
+      <w:r>
+        <w:t>Falla sensor estación meteorológica.</w:t>
+      </w:r>
+    </w:p>
+    <w:p>
+      <w:pPr>
+        <w:pStyle w:val="Prrafodelista"/>
+        <w:numPr>
+          <w:ilvl w:val="0"/>
+          <w:numId w:val="2"/>
+        </w:numPr>
+      </w:pPr>
+      <w:r>
+        <w:t>Un dron falla y se cae.</w:t>
+      </w:r>
+    </w:p>
+    <w:p>
+      <w:pPr>
+        <w:pStyle w:val="Prrafodelista"/>
+        <w:numPr>
+          <w:ilvl w:val="0"/>
+          <w:numId w:val="2"/>
+        </w:numPr>
+      </w:pPr>
+      <w:r>
+        <w:t>Un dron no detecta una enfermedad en una plantación.</w:t>
+      </w:r>
+    </w:p>
+    <w:p>
+      <w:pPr>
+        <w:pStyle w:val="Prrafodelista"/>
+        <w:numPr>
+          <w:ilvl w:val="0"/>
+          <w:numId w:val="2"/>
+        </w:numPr>
+      </w:pPr>
+      <w:r>
+        <w:t>Un dron no detecta que se escape parte del ganado.</w:t>
+      </w:r>
+    </w:p>
+    <w:p>
+      <w:pPr>
+        <w:pStyle w:val="Prrafodelista"/>
+        <w:numPr>
+          <w:ilvl w:val="0"/>
+          <w:numId w:val="2"/>
+        </w:numPr>
+      </w:pPr>
+      <w:r>
+        <w:t>El GPS de algún animal deja de funcionar.</w:t>
+      </w:r>
+    </w:p>
+    <w:p>
+      <w:pPr>
+        <w:pStyle w:val="Prrafodelista"/>
+        <w:numPr>
+          <w:ilvl w:val="0"/>
+          <w:numId w:val="2"/>
+        </w:numPr>
+      </w:pPr>
+      <w:r>
+        <w:t>La estación meteorológica no detecta una fuerte tormenta / nevada.</w:t>
+      </w:r>
+    </w:p>
+    <w:p>
+      <w:r>
+        <w:t xml:space="preserve">3) </w:t>
+      </w:r>
+    </w:p>
+    <w:p>
+      <w:pPr>
+        <w:pStyle w:val="Prrafodelista"/>
+        <w:numPr>
+          <w:ilvl w:val="0"/>
+          <w:numId w:val="3"/>
+        </w:numPr>
+      </w:pPr>
+      <w:r>
+        <w:t>No se llegó a cumplir un KPI.</w:t>
+      </w:r>
+    </w:p>
+    <w:p>
+      <w:pPr>
+        <w:pStyle w:val="Prrafodelista"/>
+        <w:numPr>
+          <w:ilvl w:val="0"/>
+          <w:numId w:val="3"/>
+        </w:numPr>
+      </w:pPr>
+      <w:r>
+        <w:t>El sistema de alerta no predijo bien.</w:t>
       </w:r>
     </w:p>
     <w:p/>
     <w:p>
-      <w:pPr>
-        <w:pStyle w:val="Ttulo3"/>
-      </w:pPr>
-      <w:r>
-        <w:t>Arquetipo de la estrategia</w:t>
+      <w:r>
+        <w:t>Año 2:</w:t>
+      </w:r>
+    </w:p>
+    <w:p>
+      <w:r>
+        <w:t xml:space="preserve">4) </w:t>
+      </w:r>
+    </w:p>
+    <w:p>
+      <w:pPr>
+        <w:pStyle w:val="Prrafodelista"/>
+        <w:numPr>
+          <w:ilvl w:val="0"/>
+          <w:numId w:val="4"/>
+        </w:numPr>
+      </w:pPr>
+      <w:r>
+        <w:t>Un chip deja de funcionar.</w:t>
+      </w:r>
+    </w:p>
+    <w:p>
+      <w:pPr>
+        <w:pStyle w:val="Prrafodelista"/>
+        <w:numPr>
+          <w:ilvl w:val="0"/>
+          <w:numId w:val="4"/>
+        </w:numPr>
+      </w:pPr>
+      <w:r>
+        <w:t>La aplicación móvil no muestra lo mismo que se ve en las pantallas del trabajo.</w:t>
+      </w:r>
+    </w:p>
+    <w:p>
+      <w:r>
+        <w:t>5)</w:t>
+      </w:r>
+    </w:p>
+    <w:p>
+      <w:pPr>
+        <w:pStyle w:val="Prrafodelista"/>
+        <w:numPr>
+          <w:ilvl w:val="0"/>
+          <w:numId w:val="5"/>
+        </w:numPr>
+      </w:pPr>
+      <w:r>
+        <w:t>La aplicación móvil no detecta la falla de alguna actividad del campo.</w:t>
+      </w:r>
+    </w:p>
+    <w:p>
+      <w:pPr>
+        <w:pStyle w:val="Prrafodelista"/>
+        <w:numPr>
+          <w:ilvl w:val="0"/>
+          <w:numId w:val="5"/>
+        </w:numPr>
+      </w:pPr>
+      <w:r>
+        <w:t>No llega una orden a tiempo.</w:t>
+      </w:r>
+    </w:p>
+    <w:p>
+      <w:pPr>
+        <w:pStyle w:val="Prrafodelista"/>
+        <w:numPr>
+          <w:ilvl w:val="0"/>
+          <w:numId w:val="5"/>
+        </w:numPr>
+      </w:pPr>
+      <w:r>
+        <w:t>No llega un reporte a tiempo.</w:t>
+      </w:r>
+    </w:p>
+    <w:p>
+      <w:pPr>
+        <w:pStyle w:val="Prrafodelista"/>
+        <w:numPr>
+          <w:ilvl w:val="0"/>
+          <w:numId w:val="5"/>
+        </w:numPr>
+      </w:pPr>
+      <w:r>
+        <w:t>Llega mal un repuesto para la maquinaria y su mantenimiento se alarga.</w:t>
       </w:r>
     </w:p>
     <w:p/>
     <w:p>
-      <w:pPr>
-        <w:pStyle w:val="Ttulo3"/>
-      </w:pPr>
-      <w:r>
-        <w:t>Clasificación</w:t>
-      </w:r>
-    </w:p>
-    <w:p/>
-    <w:p>
-      <w:pPr>
-        <w:pStyle w:val="Ttulo3"/>
-      </w:pPr>
-      <w:r>
-        <w:lastRenderedPageBreak/>
-        <w:t>Modelo de abastecimiento</w:t>
-      </w:r>
+      <w:r>
+        <w:t>Año 3:</w:t>
+      </w:r>
+    </w:p>
+    <w:p>
+      <w:r>
+        <w:t>6)</w:t>
+      </w:r>
+    </w:p>
+    <w:p>
+      <w:pPr>
+        <w:pStyle w:val="Prrafodelista"/>
+        <w:numPr>
+          <w:ilvl w:val="0"/>
+          <w:numId w:val="2"/>
+        </w:numPr>
+      </w:pPr>
+      <w:r>
+        <w:t>Se satura un módulo de comunicación IoT.</w:t>
+      </w:r>
+    </w:p>
+    <w:p>
+      <w:pPr>
+        <w:pStyle w:val="Prrafodelista"/>
+        <w:numPr>
+          <w:ilvl w:val="0"/>
+          <w:numId w:val="6"/>
+        </w:numPr>
+      </w:pPr>
+      <w:r>
+        <w:t>Un sensor deja de transmitir.</w:t>
+      </w:r>
+    </w:p>
+    <w:p>
+      <w:r>
+        <w:t xml:space="preserve">7) </w:t>
+      </w:r>
+    </w:p>
+    <w:p>
+      <w:pPr>
+        <w:pStyle w:val="Prrafodelista"/>
+        <w:numPr>
+          <w:ilvl w:val="0"/>
+          <w:numId w:val="6"/>
+        </w:numPr>
+      </w:pPr>
+      <w:r>
+        <w:t>Falla del stock de productos.</w:t>
+      </w:r>
+    </w:p>
+    <w:p>
+      <w:r>
+        <w:t xml:space="preserve">8) </w:t>
+      </w:r>
+    </w:p>
+    <w:p>
+      <w:pPr>
+        <w:pStyle w:val="Prrafodelista"/>
+        <w:numPr>
+          <w:ilvl w:val="0"/>
+          <w:numId w:val="6"/>
+        </w:numPr>
+      </w:pPr>
     </w:p>
     <w:sectPr>
       <w:pgSz w:w="11906" w:h="16838"/>
@@ -181,6 +1252,1448 @@
     </w:sectPr>
   </w:body>
 </w:document>
+</file>
+
+<file path=word/numbering.xml><?xml version="1.0" encoding="utf-8"?>
+<w:numbering xmlns:wpc="http://schemas.microsoft.com/office/word/2010/wordprocessingCanvas" xmlns:cx="http://schemas.microsoft.com/office/drawing/2014/chartex" xmlns:cx1="http://schemas.microsoft.com/office/drawing/2015/9/8/chartex" xmlns:cx2="http://schemas.microsoft.com/office/drawing/2015/10/21/chartex" xmlns:cx3="http://schemas.microsoft.com/office/drawing/2016/5/9/chartex" xmlns:cx4="http://schemas.microsoft.com/office/drawing/2016/5/10/chartex" xmlns:cx5="http://schemas.microsoft.com/office/drawing/2016/5/11/chartex" xmlns:cx6="http://schemas.microsoft.com/office/drawing/2016/5/12/chartex" xmlns:cx7="http://schemas.microsoft.com/office/drawing/2016/5/13/chartex" xmlns:cx8="http://schemas.microsoft.com/office/drawing/2016/5/14/chartex" xmlns:mc="http://schemas.openxmlformats.org/markup-compatibility/2006" xmlns:aink="http://schemas.microsoft.com/office/drawing/2016/ink" xmlns:am3d="http://schemas.microsoft.com/office/drawing/2017/model3d" xmlns:o="urn:schemas-microsoft-com:office:office" xmlns:oel="http://schemas.microsoft.com/office/2019/extlst" xmlns:r="http://schemas.openxmlformats.org/officeDocument/2006/relationships" xmlns:m="http://schemas.openxmlformats.org/officeDocument/2006/math" xmlns:v="urn:schemas-microsoft-com:vml" xmlns:wp14="http://schemas.microsoft.com/office/word/2010/wordprocessingDrawing" xmlns:wp="http://schemas.openxmlformats.org/drawingml/2006/wordprocessingDrawing" xmlns:w10="urn:schemas-microsoft-com:office:word" xmlns:w="http://schemas.openxmlformats.org/wordprocessingml/2006/main" xmlns:w14="http://schemas.microsoft.com/office/word/2010/wordml" xmlns:w15="http://schemas.microsoft.com/office/word/2012/wordml" xmlns:w16cex="http://schemas.microsoft.com/office/word/2018/wordml/cex" xmlns:w16cid="http://schemas.microsoft.com/office/word/2016/wordml/cid" xmlns:w16="http://schemas.microsoft.com/office/word/2018/wordml" xmlns:w16du="http://schemas.microsoft.com/office/word/2023/wordml/word16du" xmlns:w16sdtdh="http://schemas.microsoft.com/office/word/2020/wordml/sdtdatahash" xmlns:w16sdtfl="http://schemas.microsoft.com/office/word/2024/wordml/sdtformatlock" xmlns:w16se="http://schemas.microsoft.com/office/word/2015/wordml/symex" xmlns:wpg="http://schemas.microsoft.com/office/word/2010/wordprocessingGroup" xmlns:wpi="http://schemas.microsoft.com/office/word/2010/wordprocessingInk" xmlns:wne="http://schemas.microsoft.com/office/word/2006/wordml" xmlns:wps="http://schemas.microsoft.com/office/word/2010/wordprocessingShape" mc:Ignorable="w14 w15 w16se w16cid w16 w16cex w16sdtdh w16sdtfl w16du wp14">
+  <w:abstractNum w:abstractNumId="0" w15:restartNumberingAfterBreak="0">
+    <w:nsid w:val="018F7689"/>
+    <w:multiLevelType w:val="hybridMultilevel"/>
+    <w:tmpl w:val="1F3CCBB2"/>
+    <w:lvl w:ilvl="0" w:tplc="FFFFFFFF">
+      <w:start w:val="1"/>
+      <w:numFmt w:val="decimal"/>
+      <w:lvlText w:val="%1."/>
+      <w:lvlJc w:val="left"/>
+      <w:pPr>
+        <w:ind w:left="720" w:hanging="360"/>
+      </w:pPr>
+    </w:lvl>
+    <w:lvl w:ilvl="1" w:tplc="2C0A0019" w:tentative="1">
+      <w:start w:val="1"/>
+      <w:numFmt w:val="lowerLetter"/>
+      <w:lvlText w:val="%2."/>
+      <w:lvlJc w:val="left"/>
+      <w:pPr>
+        <w:ind w:left="1440" w:hanging="360"/>
+      </w:pPr>
+    </w:lvl>
+    <w:lvl w:ilvl="2" w:tplc="2C0A001B" w:tentative="1">
+      <w:start w:val="1"/>
+      <w:numFmt w:val="lowerRoman"/>
+      <w:lvlText w:val="%3."/>
+      <w:lvlJc w:val="right"/>
+      <w:pPr>
+        <w:ind w:left="2160" w:hanging="180"/>
+      </w:pPr>
+    </w:lvl>
+    <w:lvl w:ilvl="3" w:tplc="2C0A000F" w:tentative="1">
+      <w:start w:val="1"/>
+      <w:numFmt w:val="decimal"/>
+      <w:lvlText w:val="%4."/>
+      <w:lvlJc w:val="left"/>
+      <w:pPr>
+        <w:ind w:left="2880" w:hanging="360"/>
+      </w:pPr>
+    </w:lvl>
+    <w:lvl w:ilvl="4" w:tplc="2C0A0019" w:tentative="1">
+      <w:start w:val="1"/>
+      <w:numFmt w:val="lowerLetter"/>
+      <w:lvlText w:val="%5."/>
+      <w:lvlJc w:val="left"/>
+      <w:pPr>
+        <w:ind w:left="3600" w:hanging="360"/>
+      </w:pPr>
+    </w:lvl>
+    <w:lvl w:ilvl="5" w:tplc="2C0A001B" w:tentative="1">
+      <w:start w:val="1"/>
+      <w:numFmt w:val="lowerRoman"/>
+      <w:lvlText w:val="%6."/>
+      <w:lvlJc w:val="right"/>
+      <w:pPr>
+        <w:ind w:left="4320" w:hanging="180"/>
+      </w:pPr>
+    </w:lvl>
+    <w:lvl w:ilvl="6" w:tplc="2C0A000F" w:tentative="1">
+      <w:start w:val="1"/>
+      <w:numFmt w:val="decimal"/>
+      <w:lvlText w:val="%7."/>
+      <w:lvlJc w:val="left"/>
+      <w:pPr>
+        <w:ind w:left="5040" w:hanging="360"/>
+      </w:pPr>
+    </w:lvl>
+    <w:lvl w:ilvl="7" w:tplc="2C0A0019" w:tentative="1">
+      <w:start w:val="1"/>
+      <w:numFmt w:val="lowerLetter"/>
+      <w:lvlText w:val="%8."/>
+      <w:lvlJc w:val="left"/>
+      <w:pPr>
+        <w:ind w:left="5760" w:hanging="360"/>
+      </w:pPr>
+    </w:lvl>
+    <w:lvl w:ilvl="8" w:tplc="2C0A001B" w:tentative="1">
+      <w:start w:val="1"/>
+      <w:numFmt w:val="lowerRoman"/>
+      <w:lvlText w:val="%9."/>
+      <w:lvlJc w:val="right"/>
+      <w:pPr>
+        <w:ind w:left="6480" w:hanging="180"/>
+      </w:pPr>
+    </w:lvl>
+  </w:abstractNum>
+  <w:abstractNum w:abstractNumId="1" w15:restartNumberingAfterBreak="0">
+    <w:nsid w:val="055700D7"/>
+    <w:multiLevelType w:val="hybridMultilevel"/>
+    <w:tmpl w:val="3EF6D3F6"/>
+    <w:lvl w:ilvl="0" w:tplc="E056E224">
+      <w:numFmt w:val="bullet"/>
+      <w:lvlText w:val="-"/>
+      <w:lvlJc w:val="left"/>
+      <w:pPr>
+        <w:ind w:left="720" w:hanging="360"/>
+      </w:pPr>
+      <w:rPr>
+        <w:rFonts w:ascii="Arial" w:eastAsiaTheme="minorHAnsi" w:hAnsi="Arial" w:cs="Arial" w:hint="default"/>
+      </w:rPr>
+    </w:lvl>
+    <w:lvl w:ilvl="1" w:tplc="2C0A0003" w:tentative="1">
+      <w:start w:val="1"/>
+      <w:numFmt w:val="bullet"/>
+      <w:lvlText w:val="o"/>
+      <w:lvlJc w:val="left"/>
+      <w:pPr>
+        <w:ind w:left="1440" w:hanging="360"/>
+      </w:pPr>
+      <w:rPr>
+        <w:rFonts w:ascii="Courier New" w:hAnsi="Courier New" w:cs="Courier New" w:hint="default"/>
+      </w:rPr>
+    </w:lvl>
+    <w:lvl w:ilvl="2" w:tplc="2C0A0005" w:tentative="1">
+      <w:start w:val="1"/>
+      <w:numFmt w:val="bullet"/>
+      <w:lvlText w:val=""/>
+      <w:lvlJc w:val="left"/>
+      <w:pPr>
+        <w:ind w:left="2160" w:hanging="360"/>
+      </w:pPr>
+      <w:rPr>
+        <w:rFonts w:ascii="Wingdings" w:hAnsi="Wingdings" w:hint="default"/>
+      </w:rPr>
+    </w:lvl>
+    <w:lvl w:ilvl="3" w:tplc="2C0A0001" w:tentative="1">
+      <w:start w:val="1"/>
+      <w:numFmt w:val="bullet"/>
+      <w:lvlText w:val=""/>
+      <w:lvlJc w:val="left"/>
+      <w:pPr>
+        <w:ind w:left="2880" w:hanging="360"/>
+      </w:pPr>
+      <w:rPr>
+        <w:rFonts w:ascii="Symbol" w:hAnsi="Symbol" w:hint="default"/>
+      </w:rPr>
+    </w:lvl>
+    <w:lvl w:ilvl="4" w:tplc="2C0A0003" w:tentative="1">
+      <w:start w:val="1"/>
+      <w:numFmt w:val="bullet"/>
+      <w:lvlText w:val="o"/>
+      <w:lvlJc w:val="left"/>
+      <w:pPr>
+        <w:ind w:left="3600" w:hanging="360"/>
+      </w:pPr>
+      <w:rPr>
+        <w:rFonts w:ascii="Courier New" w:hAnsi="Courier New" w:cs="Courier New" w:hint="default"/>
+      </w:rPr>
+    </w:lvl>
+    <w:lvl w:ilvl="5" w:tplc="2C0A0005" w:tentative="1">
+      <w:start w:val="1"/>
+      <w:numFmt w:val="bullet"/>
+      <w:lvlText w:val=""/>
+      <w:lvlJc w:val="left"/>
+      <w:pPr>
+        <w:ind w:left="4320" w:hanging="360"/>
+      </w:pPr>
+      <w:rPr>
+        <w:rFonts w:ascii="Wingdings" w:hAnsi="Wingdings" w:hint="default"/>
+      </w:rPr>
+    </w:lvl>
+    <w:lvl w:ilvl="6" w:tplc="2C0A0001" w:tentative="1">
+      <w:start w:val="1"/>
+      <w:numFmt w:val="bullet"/>
+      <w:lvlText w:val=""/>
+      <w:lvlJc w:val="left"/>
+      <w:pPr>
+        <w:ind w:left="5040" w:hanging="360"/>
+      </w:pPr>
+      <w:rPr>
+        <w:rFonts w:ascii="Symbol" w:hAnsi="Symbol" w:hint="default"/>
+      </w:rPr>
+    </w:lvl>
+    <w:lvl w:ilvl="7" w:tplc="2C0A0003" w:tentative="1">
+      <w:start w:val="1"/>
+      <w:numFmt w:val="bullet"/>
+      <w:lvlText w:val="o"/>
+      <w:lvlJc w:val="left"/>
+      <w:pPr>
+        <w:ind w:left="5760" w:hanging="360"/>
+      </w:pPr>
+      <w:rPr>
+        <w:rFonts w:ascii="Courier New" w:hAnsi="Courier New" w:cs="Courier New" w:hint="default"/>
+      </w:rPr>
+    </w:lvl>
+    <w:lvl w:ilvl="8" w:tplc="2C0A0005" w:tentative="1">
+      <w:start w:val="1"/>
+      <w:numFmt w:val="bullet"/>
+      <w:lvlText w:val=""/>
+      <w:lvlJc w:val="left"/>
+      <w:pPr>
+        <w:ind w:left="6480" w:hanging="360"/>
+      </w:pPr>
+      <w:rPr>
+        <w:rFonts w:ascii="Wingdings" w:hAnsi="Wingdings" w:hint="default"/>
+      </w:rPr>
+    </w:lvl>
+  </w:abstractNum>
+  <w:abstractNum w:abstractNumId="2" w15:restartNumberingAfterBreak="0">
+    <w:nsid w:val="1BAE26E1"/>
+    <w:multiLevelType w:val="hybridMultilevel"/>
+    <w:tmpl w:val="62827ABC"/>
+    <w:lvl w:ilvl="0" w:tplc="3278867C">
+      <w:start w:val="1"/>
+      <w:numFmt w:val="bullet"/>
+      <w:lvlText w:val="−"/>
+      <w:lvlJc w:val="left"/>
+      <w:pPr>
+        <w:ind w:left="720" w:hanging="360"/>
+      </w:pPr>
+      <w:rPr>
+        <w:rFonts w:ascii="Forte Forward" w:hAnsi="Forte Forward" w:hint="default"/>
+      </w:rPr>
+    </w:lvl>
+    <w:lvl w:ilvl="1" w:tplc="2C0A0003" w:tentative="1">
+      <w:start w:val="1"/>
+      <w:numFmt w:val="bullet"/>
+      <w:lvlText w:val="o"/>
+      <w:lvlJc w:val="left"/>
+      <w:pPr>
+        <w:ind w:left="1440" w:hanging="360"/>
+      </w:pPr>
+      <w:rPr>
+        <w:rFonts w:ascii="Courier New" w:hAnsi="Courier New" w:cs="Courier New" w:hint="default"/>
+      </w:rPr>
+    </w:lvl>
+    <w:lvl w:ilvl="2" w:tplc="2C0A0005" w:tentative="1">
+      <w:start w:val="1"/>
+      <w:numFmt w:val="bullet"/>
+      <w:lvlText w:val=""/>
+      <w:lvlJc w:val="left"/>
+      <w:pPr>
+        <w:ind w:left="2160" w:hanging="360"/>
+      </w:pPr>
+      <w:rPr>
+        <w:rFonts w:ascii="Wingdings" w:hAnsi="Wingdings" w:hint="default"/>
+      </w:rPr>
+    </w:lvl>
+    <w:lvl w:ilvl="3" w:tplc="2C0A0001" w:tentative="1">
+      <w:start w:val="1"/>
+      <w:numFmt w:val="bullet"/>
+      <w:lvlText w:val=""/>
+      <w:lvlJc w:val="left"/>
+      <w:pPr>
+        <w:ind w:left="2880" w:hanging="360"/>
+      </w:pPr>
+      <w:rPr>
+        <w:rFonts w:ascii="Symbol" w:hAnsi="Symbol" w:hint="default"/>
+      </w:rPr>
+    </w:lvl>
+    <w:lvl w:ilvl="4" w:tplc="2C0A0003" w:tentative="1">
+      <w:start w:val="1"/>
+      <w:numFmt w:val="bullet"/>
+      <w:lvlText w:val="o"/>
+      <w:lvlJc w:val="left"/>
+      <w:pPr>
+        <w:ind w:left="3600" w:hanging="360"/>
+      </w:pPr>
+      <w:rPr>
+        <w:rFonts w:ascii="Courier New" w:hAnsi="Courier New" w:cs="Courier New" w:hint="default"/>
+      </w:rPr>
+    </w:lvl>
+    <w:lvl w:ilvl="5" w:tplc="2C0A0005" w:tentative="1">
+      <w:start w:val="1"/>
+      <w:numFmt w:val="bullet"/>
+      <w:lvlText w:val=""/>
+      <w:lvlJc w:val="left"/>
+      <w:pPr>
+        <w:ind w:left="4320" w:hanging="360"/>
+      </w:pPr>
+      <w:rPr>
+        <w:rFonts w:ascii="Wingdings" w:hAnsi="Wingdings" w:hint="default"/>
+      </w:rPr>
+    </w:lvl>
+    <w:lvl w:ilvl="6" w:tplc="2C0A0001" w:tentative="1">
+      <w:start w:val="1"/>
+      <w:numFmt w:val="bullet"/>
+      <w:lvlText w:val=""/>
+      <w:lvlJc w:val="left"/>
+      <w:pPr>
+        <w:ind w:left="5040" w:hanging="360"/>
+      </w:pPr>
+      <w:rPr>
+        <w:rFonts w:ascii="Symbol" w:hAnsi="Symbol" w:hint="default"/>
+      </w:rPr>
+    </w:lvl>
+    <w:lvl w:ilvl="7" w:tplc="2C0A0003" w:tentative="1">
+      <w:start w:val="1"/>
+      <w:numFmt w:val="bullet"/>
+      <w:lvlText w:val="o"/>
+      <w:lvlJc w:val="left"/>
+      <w:pPr>
+        <w:ind w:left="5760" w:hanging="360"/>
+      </w:pPr>
+      <w:rPr>
+        <w:rFonts w:ascii="Courier New" w:hAnsi="Courier New" w:cs="Courier New" w:hint="default"/>
+      </w:rPr>
+    </w:lvl>
+    <w:lvl w:ilvl="8" w:tplc="2C0A0005" w:tentative="1">
+      <w:start w:val="1"/>
+      <w:numFmt w:val="bullet"/>
+      <w:lvlText w:val=""/>
+      <w:lvlJc w:val="left"/>
+      <w:pPr>
+        <w:ind w:left="6480" w:hanging="360"/>
+      </w:pPr>
+      <w:rPr>
+        <w:rFonts w:ascii="Wingdings" w:hAnsi="Wingdings" w:hint="default"/>
+      </w:rPr>
+    </w:lvl>
+  </w:abstractNum>
+  <w:abstractNum w:abstractNumId="3" w15:restartNumberingAfterBreak="0">
+    <w:nsid w:val="2C3B0DA3"/>
+    <w:multiLevelType w:val="hybridMultilevel"/>
+    <w:tmpl w:val="AE92C552"/>
+    <w:lvl w:ilvl="0" w:tplc="2C0A0001">
+      <w:start w:val="1"/>
+      <w:numFmt w:val="bullet"/>
+      <w:lvlText w:val=""/>
+      <w:lvlJc w:val="left"/>
+      <w:pPr>
+        <w:ind w:left="720" w:hanging="360"/>
+      </w:pPr>
+      <w:rPr>
+        <w:rFonts w:ascii="Symbol" w:hAnsi="Symbol" w:hint="default"/>
+      </w:rPr>
+    </w:lvl>
+    <w:lvl w:ilvl="1" w:tplc="2C0A0003" w:tentative="1">
+      <w:start w:val="1"/>
+      <w:numFmt w:val="bullet"/>
+      <w:lvlText w:val="o"/>
+      <w:lvlJc w:val="left"/>
+      <w:pPr>
+        <w:ind w:left="1440" w:hanging="360"/>
+      </w:pPr>
+      <w:rPr>
+        <w:rFonts w:ascii="Courier New" w:hAnsi="Courier New" w:cs="Courier New" w:hint="default"/>
+      </w:rPr>
+    </w:lvl>
+    <w:lvl w:ilvl="2" w:tplc="2C0A0005" w:tentative="1">
+      <w:start w:val="1"/>
+      <w:numFmt w:val="bullet"/>
+      <w:lvlText w:val=""/>
+      <w:lvlJc w:val="left"/>
+      <w:pPr>
+        <w:ind w:left="2160" w:hanging="360"/>
+      </w:pPr>
+      <w:rPr>
+        <w:rFonts w:ascii="Wingdings" w:hAnsi="Wingdings" w:hint="default"/>
+      </w:rPr>
+    </w:lvl>
+    <w:lvl w:ilvl="3" w:tplc="2C0A0001" w:tentative="1">
+      <w:start w:val="1"/>
+      <w:numFmt w:val="bullet"/>
+      <w:lvlText w:val=""/>
+      <w:lvlJc w:val="left"/>
+      <w:pPr>
+        <w:ind w:left="2880" w:hanging="360"/>
+      </w:pPr>
+      <w:rPr>
+        <w:rFonts w:ascii="Symbol" w:hAnsi="Symbol" w:hint="default"/>
+      </w:rPr>
+    </w:lvl>
+    <w:lvl w:ilvl="4" w:tplc="2C0A0003" w:tentative="1">
+      <w:start w:val="1"/>
+      <w:numFmt w:val="bullet"/>
+      <w:lvlText w:val="o"/>
+      <w:lvlJc w:val="left"/>
+      <w:pPr>
+        <w:ind w:left="3600" w:hanging="360"/>
+      </w:pPr>
+      <w:rPr>
+        <w:rFonts w:ascii="Courier New" w:hAnsi="Courier New" w:cs="Courier New" w:hint="default"/>
+      </w:rPr>
+    </w:lvl>
+    <w:lvl w:ilvl="5" w:tplc="2C0A0005" w:tentative="1">
+      <w:start w:val="1"/>
+      <w:numFmt w:val="bullet"/>
+      <w:lvlText w:val=""/>
+      <w:lvlJc w:val="left"/>
+      <w:pPr>
+        <w:ind w:left="4320" w:hanging="360"/>
+      </w:pPr>
+      <w:rPr>
+        <w:rFonts w:ascii="Wingdings" w:hAnsi="Wingdings" w:hint="default"/>
+      </w:rPr>
+    </w:lvl>
+    <w:lvl w:ilvl="6" w:tplc="2C0A0001" w:tentative="1">
+      <w:start w:val="1"/>
+      <w:numFmt w:val="bullet"/>
+      <w:lvlText w:val=""/>
+      <w:lvlJc w:val="left"/>
+      <w:pPr>
+        <w:ind w:left="5040" w:hanging="360"/>
+      </w:pPr>
+      <w:rPr>
+        <w:rFonts w:ascii="Symbol" w:hAnsi="Symbol" w:hint="default"/>
+      </w:rPr>
+    </w:lvl>
+    <w:lvl w:ilvl="7" w:tplc="2C0A0003" w:tentative="1">
+      <w:start w:val="1"/>
+      <w:numFmt w:val="bullet"/>
+      <w:lvlText w:val="o"/>
+      <w:lvlJc w:val="left"/>
+      <w:pPr>
+        <w:ind w:left="5760" w:hanging="360"/>
+      </w:pPr>
+      <w:rPr>
+        <w:rFonts w:ascii="Courier New" w:hAnsi="Courier New" w:cs="Courier New" w:hint="default"/>
+      </w:rPr>
+    </w:lvl>
+    <w:lvl w:ilvl="8" w:tplc="2C0A0005" w:tentative="1">
+      <w:start w:val="1"/>
+      <w:numFmt w:val="bullet"/>
+      <w:lvlText w:val=""/>
+      <w:lvlJc w:val="left"/>
+      <w:pPr>
+        <w:ind w:left="6480" w:hanging="360"/>
+      </w:pPr>
+      <w:rPr>
+        <w:rFonts w:ascii="Wingdings" w:hAnsi="Wingdings" w:hint="default"/>
+      </w:rPr>
+    </w:lvl>
+  </w:abstractNum>
+  <w:abstractNum w:abstractNumId="4" w15:restartNumberingAfterBreak="0">
+    <w:nsid w:val="393261E3"/>
+    <w:multiLevelType w:val="hybridMultilevel"/>
+    <w:tmpl w:val="12D61D0A"/>
+    <w:lvl w:ilvl="0" w:tplc="3278867C">
+      <w:start w:val="1"/>
+      <w:numFmt w:val="bullet"/>
+      <w:lvlText w:val="−"/>
+      <w:lvlJc w:val="left"/>
+      <w:pPr>
+        <w:ind w:left="720" w:hanging="360"/>
+      </w:pPr>
+      <w:rPr>
+        <w:rFonts w:ascii="Forte Forward" w:hAnsi="Forte Forward" w:hint="default"/>
+      </w:rPr>
+    </w:lvl>
+    <w:lvl w:ilvl="1" w:tplc="2C0A0003" w:tentative="1">
+      <w:start w:val="1"/>
+      <w:numFmt w:val="bullet"/>
+      <w:lvlText w:val="o"/>
+      <w:lvlJc w:val="left"/>
+      <w:pPr>
+        <w:ind w:left="1440" w:hanging="360"/>
+      </w:pPr>
+      <w:rPr>
+        <w:rFonts w:ascii="Courier New" w:hAnsi="Courier New" w:cs="Courier New" w:hint="default"/>
+      </w:rPr>
+    </w:lvl>
+    <w:lvl w:ilvl="2" w:tplc="2C0A0005" w:tentative="1">
+      <w:start w:val="1"/>
+      <w:numFmt w:val="bullet"/>
+      <w:lvlText w:val=""/>
+      <w:lvlJc w:val="left"/>
+      <w:pPr>
+        <w:ind w:left="2160" w:hanging="360"/>
+      </w:pPr>
+      <w:rPr>
+        <w:rFonts w:ascii="Wingdings" w:hAnsi="Wingdings" w:hint="default"/>
+      </w:rPr>
+    </w:lvl>
+    <w:lvl w:ilvl="3" w:tplc="2C0A0001" w:tentative="1">
+      <w:start w:val="1"/>
+      <w:numFmt w:val="bullet"/>
+      <w:lvlText w:val=""/>
+      <w:lvlJc w:val="left"/>
+      <w:pPr>
+        <w:ind w:left="2880" w:hanging="360"/>
+      </w:pPr>
+      <w:rPr>
+        <w:rFonts w:ascii="Symbol" w:hAnsi="Symbol" w:hint="default"/>
+      </w:rPr>
+    </w:lvl>
+    <w:lvl w:ilvl="4" w:tplc="2C0A0003" w:tentative="1">
+      <w:start w:val="1"/>
+      <w:numFmt w:val="bullet"/>
+      <w:lvlText w:val="o"/>
+      <w:lvlJc w:val="left"/>
+      <w:pPr>
+        <w:ind w:left="3600" w:hanging="360"/>
+      </w:pPr>
+      <w:rPr>
+        <w:rFonts w:ascii="Courier New" w:hAnsi="Courier New" w:cs="Courier New" w:hint="default"/>
+      </w:rPr>
+    </w:lvl>
+    <w:lvl w:ilvl="5" w:tplc="2C0A0005" w:tentative="1">
+      <w:start w:val="1"/>
+      <w:numFmt w:val="bullet"/>
+      <w:lvlText w:val=""/>
+      <w:lvlJc w:val="left"/>
+      <w:pPr>
+        <w:ind w:left="4320" w:hanging="360"/>
+      </w:pPr>
+      <w:rPr>
+        <w:rFonts w:ascii="Wingdings" w:hAnsi="Wingdings" w:hint="default"/>
+      </w:rPr>
+    </w:lvl>
+    <w:lvl w:ilvl="6" w:tplc="2C0A0001" w:tentative="1">
+      <w:start w:val="1"/>
+      <w:numFmt w:val="bullet"/>
+      <w:lvlText w:val=""/>
+      <w:lvlJc w:val="left"/>
+      <w:pPr>
+        <w:ind w:left="5040" w:hanging="360"/>
+      </w:pPr>
+      <w:rPr>
+        <w:rFonts w:ascii="Symbol" w:hAnsi="Symbol" w:hint="default"/>
+      </w:rPr>
+    </w:lvl>
+    <w:lvl w:ilvl="7" w:tplc="2C0A0003" w:tentative="1">
+      <w:start w:val="1"/>
+      <w:numFmt w:val="bullet"/>
+      <w:lvlText w:val="o"/>
+      <w:lvlJc w:val="left"/>
+      <w:pPr>
+        <w:ind w:left="5760" w:hanging="360"/>
+      </w:pPr>
+      <w:rPr>
+        <w:rFonts w:ascii="Courier New" w:hAnsi="Courier New" w:cs="Courier New" w:hint="default"/>
+      </w:rPr>
+    </w:lvl>
+    <w:lvl w:ilvl="8" w:tplc="2C0A0005" w:tentative="1">
+      <w:start w:val="1"/>
+      <w:numFmt w:val="bullet"/>
+      <w:lvlText w:val=""/>
+      <w:lvlJc w:val="left"/>
+      <w:pPr>
+        <w:ind w:left="6480" w:hanging="360"/>
+      </w:pPr>
+      <w:rPr>
+        <w:rFonts w:ascii="Wingdings" w:hAnsi="Wingdings" w:hint="default"/>
+      </w:rPr>
+    </w:lvl>
+  </w:abstractNum>
+  <w:abstractNum w:abstractNumId="5" w15:restartNumberingAfterBreak="0">
+    <w:nsid w:val="41077633"/>
+    <w:multiLevelType w:val="hybridMultilevel"/>
+    <w:tmpl w:val="AE08113E"/>
+    <w:lvl w:ilvl="0" w:tplc="3278867C">
+      <w:start w:val="1"/>
+      <w:numFmt w:val="bullet"/>
+      <w:lvlText w:val="−"/>
+      <w:lvlJc w:val="left"/>
+      <w:pPr>
+        <w:ind w:left="720" w:hanging="360"/>
+      </w:pPr>
+      <w:rPr>
+        <w:rFonts w:ascii="Forte Forward" w:hAnsi="Forte Forward" w:hint="default"/>
+      </w:rPr>
+    </w:lvl>
+    <w:lvl w:ilvl="1" w:tplc="2C0A0003" w:tentative="1">
+      <w:start w:val="1"/>
+      <w:numFmt w:val="bullet"/>
+      <w:lvlText w:val="o"/>
+      <w:lvlJc w:val="left"/>
+      <w:pPr>
+        <w:ind w:left="1440" w:hanging="360"/>
+      </w:pPr>
+      <w:rPr>
+        <w:rFonts w:ascii="Courier New" w:hAnsi="Courier New" w:cs="Courier New" w:hint="default"/>
+      </w:rPr>
+    </w:lvl>
+    <w:lvl w:ilvl="2" w:tplc="2C0A0005" w:tentative="1">
+      <w:start w:val="1"/>
+      <w:numFmt w:val="bullet"/>
+      <w:lvlText w:val=""/>
+      <w:lvlJc w:val="left"/>
+      <w:pPr>
+        <w:ind w:left="2160" w:hanging="360"/>
+      </w:pPr>
+      <w:rPr>
+        <w:rFonts w:ascii="Wingdings" w:hAnsi="Wingdings" w:hint="default"/>
+      </w:rPr>
+    </w:lvl>
+    <w:lvl w:ilvl="3" w:tplc="2C0A0001" w:tentative="1">
+      <w:start w:val="1"/>
+      <w:numFmt w:val="bullet"/>
+      <w:lvlText w:val=""/>
+      <w:lvlJc w:val="left"/>
+      <w:pPr>
+        <w:ind w:left="2880" w:hanging="360"/>
+      </w:pPr>
+      <w:rPr>
+        <w:rFonts w:ascii="Symbol" w:hAnsi="Symbol" w:hint="default"/>
+      </w:rPr>
+    </w:lvl>
+    <w:lvl w:ilvl="4" w:tplc="2C0A0003" w:tentative="1">
+      <w:start w:val="1"/>
+      <w:numFmt w:val="bullet"/>
+      <w:lvlText w:val="o"/>
+      <w:lvlJc w:val="left"/>
+      <w:pPr>
+        <w:ind w:left="3600" w:hanging="360"/>
+      </w:pPr>
+      <w:rPr>
+        <w:rFonts w:ascii="Courier New" w:hAnsi="Courier New" w:cs="Courier New" w:hint="default"/>
+      </w:rPr>
+    </w:lvl>
+    <w:lvl w:ilvl="5" w:tplc="2C0A0005" w:tentative="1">
+      <w:start w:val="1"/>
+      <w:numFmt w:val="bullet"/>
+      <w:lvlText w:val=""/>
+      <w:lvlJc w:val="left"/>
+      <w:pPr>
+        <w:ind w:left="4320" w:hanging="360"/>
+      </w:pPr>
+      <w:rPr>
+        <w:rFonts w:ascii="Wingdings" w:hAnsi="Wingdings" w:hint="default"/>
+      </w:rPr>
+    </w:lvl>
+    <w:lvl w:ilvl="6" w:tplc="2C0A0001" w:tentative="1">
+      <w:start w:val="1"/>
+      <w:numFmt w:val="bullet"/>
+      <w:lvlText w:val=""/>
+      <w:lvlJc w:val="left"/>
+      <w:pPr>
+        <w:ind w:left="5040" w:hanging="360"/>
+      </w:pPr>
+      <w:rPr>
+        <w:rFonts w:ascii="Symbol" w:hAnsi="Symbol" w:hint="default"/>
+      </w:rPr>
+    </w:lvl>
+    <w:lvl w:ilvl="7" w:tplc="2C0A0003" w:tentative="1">
+      <w:start w:val="1"/>
+      <w:numFmt w:val="bullet"/>
+      <w:lvlText w:val="o"/>
+      <w:lvlJc w:val="left"/>
+      <w:pPr>
+        <w:ind w:left="5760" w:hanging="360"/>
+      </w:pPr>
+      <w:rPr>
+        <w:rFonts w:ascii="Courier New" w:hAnsi="Courier New" w:cs="Courier New" w:hint="default"/>
+      </w:rPr>
+    </w:lvl>
+    <w:lvl w:ilvl="8" w:tplc="2C0A0005" w:tentative="1">
+      <w:start w:val="1"/>
+      <w:numFmt w:val="bullet"/>
+      <w:lvlText w:val=""/>
+      <w:lvlJc w:val="left"/>
+      <w:pPr>
+        <w:ind w:left="6480" w:hanging="360"/>
+      </w:pPr>
+      <w:rPr>
+        <w:rFonts w:ascii="Wingdings" w:hAnsi="Wingdings" w:hint="default"/>
+      </w:rPr>
+    </w:lvl>
+  </w:abstractNum>
+  <w:abstractNum w:abstractNumId="6" w15:restartNumberingAfterBreak="0">
+    <w:nsid w:val="4174437E"/>
+    <w:multiLevelType w:val="hybridMultilevel"/>
+    <w:tmpl w:val="0BD8D88C"/>
+    <w:lvl w:ilvl="0" w:tplc="2C0A000F">
+      <w:start w:val="1"/>
+      <w:numFmt w:val="decimal"/>
+      <w:lvlText w:val="%1."/>
+      <w:lvlJc w:val="left"/>
+      <w:pPr>
+        <w:ind w:left="720" w:hanging="360"/>
+      </w:pPr>
+    </w:lvl>
+    <w:lvl w:ilvl="1" w:tplc="2C0A0019" w:tentative="1">
+      <w:start w:val="1"/>
+      <w:numFmt w:val="lowerLetter"/>
+      <w:lvlText w:val="%2."/>
+      <w:lvlJc w:val="left"/>
+      <w:pPr>
+        <w:ind w:left="1440" w:hanging="360"/>
+      </w:pPr>
+    </w:lvl>
+    <w:lvl w:ilvl="2" w:tplc="2C0A001B" w:tentative="1">
+      <w:start w:val="1"/>
+      <w:numFmt w:val="lowerRoman"/>
+      <w:lvlText w:val="%3."/>
+      <w:lvlJc w:val="right"/>
+      <w:pPr>
+        <w:ind w:left="2160" w:hanging="180"/>
+      </w:pPr>
+    </w:lvl>
+    <w:lvl w:ilvl="3" w:tplc="2C0A000F" w:tentative="1">
+      <w:start w:val="1"/>
+      <w:numFmt w:val="decimal"/>
+      <w:lvlText w:val="%4."/>
+      <w:lvlJc w:val="left"/>
+      <w:pPr>
+        <w:ind w:left="2880" w:hanging="360"/>
+      </w:pPr>
+    </w:lvl>
+    <w:lvl w:ilvl="4" w:tplc="2C0A0019" w:tentative="1">
+      <w:start w:val="1"/>
+      <w:numFmt w:val="lowerLetter"/>
+      <w:lvlText w:val="%5."/>
+      <w:lvlJc w:val="left"/>
+      <w:pPr>
+        <w:ind w:left="3600" w:hanging="360"/>
+      </w:pPr>
+    </w:lvl>
+    <w:lvl w:ilvl="5" w:tplc="2C0A001B" w:tentative="1">
+      <w:start w:val="1"/>
+      <w:numFmt w:val="lowerRoman"/>
+      <w:lvlText w:val="%6."/>
+      <w:lvlJc w:val="right"/>
+      <w:pPr>
+        <w:ind w:left="4320" w:hanging="180"/>
+      </w:pPr>
+    </w:lvl>
+    <w:lvl w:ilvl="6" w:tplc="2C0A000F" w:tentative="1">
+      <w:start w:val="1"/>
+      <w:numFmt w:val="decimal"/>
+      <w:lvlText w:val="%7."/>
+      <w:lvlJc w:val="left"/>
+      <w:pPr>
+        <w:ind w:left="5040" w:hanging="360"/>
+      </w:pPr>
+    </w:lvl>
+    <w:lvl w:ilvl="7" w:tplc="2C0A0019" w:tentative="1">
+      <w:start w:val="1"/>
+      <w:numFmt w:val="lowerLetter"/>
+      <w:lvlText w:val="%8."/>
+      <w:lvlJc w:val="left"/>
+      <w:pPr>
+        <w:ind w:left="5760" w:hanging="360"/>
+      </w:pPr>
+    </w:lvl>
+    <w:lvl w:ilvl="8" w:tplc="2C0A001B" w:tentative="1">
+      <w:start w:val="1"/>
+      <w:numFmt w:val="lowerRoman"/>
+      <w:lvlText w:val="%9."/>
+      <w:lvlJc w:val="right"/>
+      <w:pPr>
+        <w:ind w:left="6480" w:hanging="180"/>
+      </w:pPr>
+    </w:lvl>
+  </w:abstractNum>
+  <w:abstractNum w:abstractNumId="7" w15:restartNumberingAfterBreak="0">
+    <w:nsid w:val="45DA6F12"/>
+    <w:multiLevelType w:val="hybridMultilevel"/>
+    <w:tmpl w:val="6C9E7448"/>
+    <w:lvl w:ilvl="0" w:tplc="3278867C">
+      <w:start w:val="1"/>
+      <w:numFmt w:val="bullet"/>
+      <w:lvlText w:val="−"/>
+      <w:lvlJc w:val="left"/>
+      <w:pPr>
+        <w:ind w:left="720" w:hanging="360"/>
+      </w:pPr>
+      <w:rPr>
+        <w:rFonts w:ascii="Forte Forward" w:hAnsi="Forte Forward" w:hint="default"/>
+      </w:rPr>
+    </w:lvl>
+    <w:lvl w:ilvl="1" w:tplc="2C0A0003" w:tentative="1">
+      <w:start w:val="1"/>
+      <w:numFmt w:val="bullet"/>
+      <w:lvlText w:val="o"/>
+      <w:lvlJc w:val="left"/>
+      <w:pPr>
+        <w:ind w:left="1440" w:hanging="360"/>
+      </w:pPr>
+      <w:rPr>
+        <w:rFonts w:ascii="Courier New" w:hAnsi="Courier New" w:cs="Courier New" w:hint="default"/>
+      </w:rPr>
+    </w:lvl>
+    <w:lvl w:ilvl="2" w:tplc="2C0A0005" w:tentative="1">
+      <w:start w:val="1"/>
+      <w:numFmt w:val="bullet"/>
+      <w:lvlText w:val=""/>
+      <w:lvlJc w:val="left"/>
+      <w:pPr>
+        <w:ind w:left="2160" w:hanging="360"/>
+      </w:pPr>
+      <w:rPr>
+        <w:rFonts w:ascii="Wingdings" w:hAnsi="Wingdings" w:hint="default"/>
+      </w:rPr>
+    </w:lvl>
+    <w:lvl w:ilvl="3" w:tplc="2C0A0001" w:tentative="1">
+      <w:start w:val="1"/>
+      <w:numFmt w:val="bullet"/>
+      <w:lvlText w:val=""/>
+      <w:lvlJc w:val="left"/>
+      <w:pPr>
+        <w:ind w:left="2880" w:hanging="360"/>
+      </w:pPr>
+      <w:rPr>
+        <w:rFonts w:ascii="Symbol" w:hAnsi="Symbol" w:hint="default"/>
+      </w:rPr>
+    </w:lvl>
+    <w:lvl w:ilvl="4" w:tplc="2C0A0003" w:tentative="1">
+      <w:start w:val="1"/>
+      <w:numFmt w:val="bullet"/>
+      <w:lvlText w:val="o"/>
+      <w:lvlJc w:val="left"/>
+      <w:pPr>
+        <w:ind w:left="3600" w:hanging="360"/>
+      </w:pPr>
+      <w:rPr>
+        <w:rFonts w:ascii="Courier New" w:hAnsi="Courier New" w:cs="Courier New" w:hint="default"/>
+      </w:rPr>
+    </w:lvl>
+    <w:lvl w:ilvl="5" w:tplc="2C0A0005" w:tentative="1">
+      <w:start w:val="1"/>
+      <w:numFmt w:val="bullet"/>
+      <w:lvlText w:val=""/>
+      <w:lvlJc w:val="left"/>
+      <w:pPr>
+        <w:ind w:left="4320" w:hanging="360"/>
+      </w:pPr>
+      <w:rPr>
+        <w:rFonts w:ascii="Wingdings" w:hAnsi="Wingdings" w:hint="default"/>
+      </w:rPr>
+    </w:lvl>
+    <w:lvl w:ilvl="6" w:tplc="2C0A0001" w:tentative="1">
+      <w:start w:val="1"/>
+      <w:numFmt w:val="bullet"/>
+      <w:lvlText w:val=""/>
+      <w:lvlJc w:val="left"/>
+      <w:pPr>
+        <w:ind w:left="5040" w:hanging="360"/>
+      </w:pPr>
+      <w:rPr>
+        <w:rFonts w:ascii="Symbol" w:hAnsi="Symbol" w:hint="default"/>
+      </w:rPr>
+    </w:lvl>
+    <w:lvl w:ilvl="7" w:tplc="2C0A0003" w:tentative="1">
+      <w:start w:val="1"/>
+      <w:numFmt w:val="bullet"/>
+      <w:lvlText w:val="o"/>
+      <w:lvlJc w:val="left"/>
+      <w:pPr>
+        <w:ind w:left="5760" w:hanging="360"/>
+      </w:pPr>
+      <w:rPr>
+        <w:rFonts w:ascii="Courier New" w:hAnsi="Courier New" w:cs="Courier New" w:hint="default"/>
+      </w:rPr>
+    </w:lvl>
+    <w:lvl w:ilvl="8" w:tplc="2C0A0005" w:tentative="1">
+      <w:start w:val="1"/>
+      <w:numFmt w:val="bullet"/>
+      <w:lvlText w:val=""/>
+      <w:lvlJc w:val="left"/>
+      <w:pPr>
+        <w:ind w:left="6480" w:hanging="360"/>
+      </w:pPr>
+      <w:rPr>
+        <w:rFonts w:ascii="Wingdings" w:hAnsi="Wingdings" w:hint="default"/>
+      </w:rPr>
+    </w:lvl>
+  </w:abstractNum>
+  <w:abstractNum w:abstractNumId="8" w15:restartNumberingAfterBreak="0">
+    <w:nsid w:val="50854AFD"/>
+    <w:multiLevelType w:val="hybridMultilevel"/>
+    <w:tmpl w:val="0A06E036"/>
+    <w:lvl w:ilvl="0" w:tplc="2C0A000F">
+      <w:start w:val="1"/>
+      <w:numFmt w:val="decimal"/>
+      <w:lvlText w:val="%1."/>
+      <w:lvlJc w:val="left"/>
+      <w:pPr>
+        <w:ind w:left="720" w:hanging="360"/>
+      </w:pPr>
+    </w:lvl>
+    <w:lvl w:ilvl="1" w:tplc="2C0A0019" w:tentative="1">
+      <w:start w:val="1"/>
+      <w:numFmt w:val="lowerLetter"/>
+      <w:lvlText w:val="%2."/>
+      <w:lvlJc w:val="left"/>
+      <w:pPr>
+        <w:ind w:left="1440" w:hanging="360"/>
+      </w:pPr>
+    </w:lvl>
+    <w:lvl w:ilvl="2" w:tplc="2C0A001B" w:tentative="1">
+      <w:start w:val="1"/>
+      <w:numFmt w:val="lowerRoman"/>
+      <w:lvlText w:val="%3."/>
+      <w:lvlJc w:val="right"/>
+      <w:pPr>
+        <w:ind w:left="2160" w:hanging="180"/>
+      </w:pPr>
+    </w:lvl>
+    <w:lvl w:ilvl="3" w:tplc="2C0A000F" w:tentative="1">
+      <w:start w:val="1"/>
+      <w:numFmt w:val="decimal"/>
+      <w:lvlText w:val="%4."/>
+      <w:lvlJc w:val="left"/>
+      <w:pPr>
+        <w:ind w:left="2880" w:hanging="360"/>
+      </w:pPr>
+    </w:lvl>
+    <w:lvl w:ilvl="4" w:tplc="2C0A0019" w:tentative="1">
+      <w:start w:val="1"/>
+      <w:numFmt w:val="lowerLetter"/>
+      <w:lvlText w:val="%5."/>
+      <w:lvlJc w:val="left"/>
+      <w:pPr>
+        <w:ind w:left="3600" w:hanging="360"/>
+      </w:pPr>
+    </w:lvl>
+    <w:lvl w:ilvl="5" w:tplc="2C0A001B" w:tentative="1">
+      <w:start w:val="1"/>
+      <w:numFmt w:val="lowerRoman"/>
+      <w:lvlText w:val="%6."/>
+      <w:lvlJc w:val="right"/>
+      <w:pPr>
+        <w:ind w:left="4320" w:hanging="180"/>
+      </w:pPr>
+    </w:lvl>
+    <w:lvl w:ilvl="6" w:tplc="2C0A000F" w:tentative="1">
+      <w:start w:val="1"/>
+      <w:numFmt w:val="decimal"/>
+      <w:lvlText w:val="%7."/>
+      <w:lvlJc w:val="left"/>
+      <w:pPr>
+        <w:ind w:left="5040" w:hanging="360"/>
+      </w:pPr>
+    </w:lvl>
+    <w:lvl w:ilvl="7" w:tplc="2C0A0019" w:tentative="1">
+      <w:start w:val="1"/>
+      <w:numFmt w:val="lowerLetter"/>
+      <w:lvlText w:val="%8."/>
+      <w:lvlJc w:val="left"/>
+      <w:pPr>
+        <w:ind w:left="5760" w:hanging="360"/>
+      </w:pPr>
+    </w:lvl>
+    <w:lvl w:ilvl="8" w:tplc="2C0A001B" w:tentative="1">
+      <w:start w:val="1"/>
+      <w:numFmt w:val="lowerRoman"/>
+      <w:lvlText w:val="%9."/>
+      <w:lvlJc w:val="right"/>
+      <w:pPr>
+        <w:ind w:left="6480" w:hanging="180"/>
+      </w:pPr>
+    </w:lvl>
+  </w:abstractNum>
+  <w:abstractNum w:abstractNumId="9" w15:restartNumberingAfterBreak="0">
+    <w:nsid w:val="5530626C"/>
+    <w:multiLevelType w:val="hybridMultilevel"/>
+    <w:tmpl w:val="1F3CCBB2"/>
+    <w:lvl w:ilvl="0" w:tplc="FFFFFFFF">
+      <w:start w:val="1"/>
+      <w:numFmt w:val="decimal"/>
+      <w:lvlText w:val="%1."/>
+      <w:lvlJc w:val="left"/>
+      <w:pPr>
+        <w:ind w:left="720" w:hanging="360"/>
+      </w:pPr>
+    </w:lvl>
+    <w:lvl w:ilvl="1" w:tplc="FFFFFFFF" w:tentative="1">
+      <w:start w:val="1"/>
+      <w:numFmt w:val="lowerLetter"/>
+      <w:lvlText w:val="%2."/>
+      <w:lvlJc w:val="left"/>
+      <w:pPr>
+        <w:ind w:left="1440" w:hanging="360"/>
+      </w:pPr>
+    </w:lvl>
+    <w:lvl w:ilvl="2" w:tplc="FFFFFFFF" w:tentative="1">
+      <w:start w:val="1"/>
+      <w:numFmt w:val="lowerRoman"/>
+      <w:lvlText w:val="%3."/>
+      <w:lvlJc w:val="right"/>
+      <w:pPr>
+        <w:ind w:left="2160" w:hanging="180"/>
+      </w:pPr>
+    </w:lvl>
+    <w:lvl w:ilvl="3" w:tplc="FFFFFFFF" w:tentative="1">
+      <w:start w:val="1"/>
+      <w:numFmt w:val="decimal"/>
+      <w:lvlText w:val="%4."/>
+      <w:lvlJc w:val="left"/>
+      <w:pPr>
+        <w:ind w:left="2880" w:hanging="360"/>
+      </w:pPr>
+    </w:lvl>
+    <w:lvl w:ilvl="4" w:tplc="FFFFFFFF" w:tentative="1">
+      <w:start w:val="1"/>
+      <w:numFmt w:val="lowerLetter"/>
+      <w:lvlText w:val="%5."/>
+      <w:lvlJc w:val="left"/>
+      <w:pPr>
+        <w:ind w:left="3600" w:hanging="360"/>
+      </w:pPr>
+    </w:lvl>
+    <w:lvl w:ilvl="5" w:tplc="FFFFFFFF" w:tentative="1">
+      <w:start w:val="1"/>
+      <w:numFmt w:val="lowerRoman"/>
+      <w:lvlText w:val="%6."/>
+      <w:lvlJc w:val="right"/>
+      <w:pPr>
+        <w:ind w:left="4320" w:hanging="180"/>
+      </w:pPr>
+    </w:lvl>
+    <w:lvl w:ilvl="6" w:tplc="FFFFFFFF" w:tentative="1">
+      <w:start w:val="1"/>
+      <w:numFmt w:val="decimal"/>
+      <w:lvlText w:val="%7."/>
+      <w:lvlJc w:val="left"/>
+      <w:pPr>
+        <w:ind w:left="5040" w:hanging="360"/>
+      </w:pPr>
+    </w:lvl>
+    <w:lvl w:ilvl="7" w:tplc="FFFFFFFF" w:tentative="1">
+      <w:start w:val="1"/>
+      <w:numFmt w:val="lowerLetter"/>
+      <w:lvlText w:val="%8."/>
+      <w:lvlJc w:val="left"/>
+      <w:pPr>
+        <w:ind w:left="5760" w:hanging="360"/>
+      </w:pPr>
+    </w:lvl>
+    <w:lvl w:ilvl="8" w:tplc="FFFFFFFF" w:tentative="1">
+      <w:start w:val="1"/>
+      <w:numFmt w:val="lowerRoman"/>
+      <w:lvlText w:val="%9."/>
+      <w:lvlJc w:val="right"/>
+      <w:pPr>
+        <w:ind w:left="6480" w:hanging="180"/>
+      </w:pPr>
+    </w:lvl>
+  </w:abstractNum>
+  <w:abstractNum w:abstractNumId="10" w15:restartNumberingAfterBreak="0">
+    <w:nsid w:val="5F3B2189"/>
+    <w:multiLevelType w:val="hybridMultilevel"/>
+    <w:tmpl w:val="565A24CA"/>
+    <w:lvl w:ilvl="0" w:tplc="2C0A000F">
+      <w:start w:val="1"/>
+      <w:numFmt w:val="decimal"/>
+      <w:lvlText w:val="%1."/>
+      <w:lvlJc w:val="left"/>
+      <w:pPr>
+        <w:ind w:left="720" w:hanging="360"/>
+      </w:pPr>
+    </w:lvl>
+    <w:lvl w:ilvl="1" w:tplc="2C0A0019" w:tentative="1">
+      <w:start w:val="1"/>
+      <w:numFmt w:val="lowerLetter"/>
+      <w:lvlText w:val="%2."/>
+      <w:lvlJc w:val="left"/>
+      <w:pPr>
+        <w:ind w:left="1440" w:hanging="360"/>
+      </w:pPr>
+    </w:lvl>
+    <w:lvl w:ilvl="2" w:tplc="2C0A001B" w:tentative="1">
+      <w:start w:val="1"/>
+      <w:numFmt w:val="lowerRoman"/>
+      <w:lvlText w:val="%3."/>
+      <w:lvlJc w:val="right"/>
+      <w:pPr>
+        <w:ind w:left="2160" w:hanging="180"/>
+      </w:pPr>
+    </w:lvl>
+    <w:lvl w:ilvl="3" w:tplc="2C0A000F" w:tentative="1">
+      <w:start w:val="1"/>
+      <w:numFmt w:val="decimal"/>
+      <w:lvlText w:val="%4."/>
+      <w:lvlJc w:val="left"/>
+      <w:pPr>
+        <w:ind w:left="2880" w:hanging="360"/>
+      </w:pPr>
+    </w:lvl>
+    <w:lvl w:ilvl="4" w:tplc="2C0A0019" w:tentative="1">
+      <w:start w:val="1"/>
+      <w:numFmt w:val="lowerLetter"/>
+      <w:lvlText w:val="%5."/>
+      <w:lvlJc w:val="left"/>
+      <w:pPr>
+        <w:ind w:left="3600" w:hanging="360"/>
+      </w:pPr>
+    </w:lvl>
+    <w:lvl w:ilvl="5" w:tplc="2C0A001B" w:tentative="1">
+      <w:start w:val="1"/>
+      <w:numFmt w:val="lowerRoman"/>
+      <w:lvlText w:val="%6."/>
+      <w:lvlJc w:val="right"/>
+      <w:pPr>
+        <w:ind w:left="4320" w:hanging="180"/>
+      </w:pPr>
+    </w:lvl>
+    <w:lvl w:ilvl="6" w:tplc="2C0A000F" w:tentative="1">
+      <w:start w:val="1"/>
+      <w:numFmt w:val="decimal"/>
+      <w:lvlText w:val="%7."/>
+      <w:lvlJc w:val="left"/>
+      <w:pPr>
+        <w:ind w:left="5040" w:hanging="360"/>
+      </w:pPr>
+    </w:lvl>
+    <w:lvl w:ilvl="7" w:tplc="2C0A0019" w:tentative="1">
+      <w:start w:val="1"/>
+      <w:numFmt w:val="lowerLetter"/>
+      <w:lvlText w:val="%8."/>
+      <w:lvlJc w:val="left"/>
+      <w:pPr>
+        <w:ind w:left="5760" w:hanging="360"/>
+      </w:pPr>
+    </w:lvl>
+    <w:lvl w:ilvl="8" w:tplc="2C0A001B" w:tentative="1">
+      <w:start w:val="1"/>
+      <w:numFmt w:val="lowerRoman"/>
+      <w:lvlText w:val="%9."/>
+      <w:lvlJc w:val="right"/>
+      <w:pPr>
+        <w:ind w:left="6480" w:hanging="180"/>
+      </w:pPr>
+    </w:lvl>
+  </w:abstractNum>
+  <w:abstractNum w:abstractNumId="11" w15:restartNumberingAfterBreak="0">
+    <w:nsid w:val="654F417F"/>
+    <w:multiLevelType w:val="hybridMultilevel"/>
+    <w:tmpl w:val="C81A1542"/>
+    <w:lvl w:ilvl="0" w:tplc="3278867C">
+      <w:start w:val="1"/>
+      <w:numFmt w:val="bullet"/>
+      <w:lvlText w:val="−"/>
+      <w:lvlJc w:val="left"/>
+      <w:pPr>
+        <w:ind w:left="720" w:hanging="360"/>
+      </w:pPr>
+      <w:rPr>
+        <w:rFonts w:ascii="Forte Forward" w:hAnsi="Forte Forward" w:hint="default"/>
+      </w:rPr>
+    </w:lvl>
+    <w:lvl w:ilvl="1" w:tplc="2C0A0003" w:tentative="1">
+      <w:start w:val="1"/>
+      <w:numFmt w:val="bullet"/>
+      <w:lvlText w:val="o"/>
+      <w:lvlJc w:val="left"/>
+      <w:pPr>
+        <w:ind w:left="1440" w:hanging="360"/>
+      </w:pPr>
+      <w:rPr>
+        <w:rFonts w:ascii="Courier New" w:hAnsi="Courier New" w:cs="Courier New" w:hint="default"/>
+      </w:rPr>
+    </w:lvl>
+    <w:lvl w:ilvl="2" w:tplc="2C0A0005" w:tentative="1">
+      <w:start w:val="1"/>
+      <w:numFmt w:val="bullet"/>
+      <w:lvlText w:val=""/>
+      <w:lvlJc w:val="left"/>
+      <w:pPr>
+        <w:ind w:left="2160" w:hanging="360"/>
+      </w:pPr>
+      <w:rPr>
+        <w:rFonts w:ascii="Wingdings" w:hAnsi="Wingdings" w:hint="default"/>
+      </w:rPr>
+    </w:lvl>
+    <w:lvl w:ilvl="3" w:tplc="2C0A0001" w:tentative="1">
+      <w:start w:val="1"/>
+      <w:numFmt w:val="bullet"/>
+      <w:lvlText w:val=""/>
+      <w:lvlJc w:val="left"/>
+      <w:pPr>
+        <w:ind w:left="2880" w:hanging="360"/>
+      </w:pPr>
+      <w:rPr>
+        <w:rFonts w:ascii="Symbol" w:hAnsi="Symbol" w:hint="default"/>
+      </w:rPr>
+    </w:lvl>
+    <w:lvl w:ilvl="4" w:tplc="2C0A0003" w:tentative="1">
+      <w:start w:val="1"/>
+      <w:numFmt w:val="bullet"/>
+      <w:lvlText w:val="o"/>
+      <w:lvlJc w:val="left"/>
+      <w:pPr>
+        <w:ind w:left="3600" w:hanging="360"/>
+      </w:pPr>
+      <w:rPr>
+        <w:rFonts w:ascii="Courier New" w:hAnsi="Courier New" w:cs="Courier New" w:hint="default"/>
+      </w:rPr>
+    </w:lvl>
+    <w:lvl w:ilvl="5" w:tplc="2C0A0005" w:tentative="1">
+      <w:start w:val="1"/>
+      <w:numFmt w:val="bullet"/>
+      <w:lvlText w:val=""/>
+      <w:lvlJc w:val="left"/>
+      <w:pPr>
+        <w:ind w:left="4320" w:hanging="360"/>
+      </w:pPr>
+      <w:rPr>
+        <w:rFonts w:ascii="Wingdings" w:hAnsi="Wingdings" w:hint="default"/>
+      </w:rPr>
+    </w:lvl>
+    <w:lvl w:ilvl="6" w:tplc="2C0A0001" w:tentative="1">
+      <w:start w:val="1"/>
+      <w:numFmt w:val="bullet"/>
+      <w:lvlText w:val=""/>
+      <w:lvlJc w:val="left"/>
+      <w:pPr>
+        <w:ind w:left="5040" w:hanging="360"/>
+      </w:pPr>
+      <w:rPr>
+        <w:rFonts w:ascii="Symbol" w:hAnsi="Symbol" w:hint="default"/>
+      </w:rPr>
+    </w:lvl>
+    <w:lvl w:ilvl="7" w:tplc="2C0A0003" w:tentative="1">
+      <w:start w:val="1"/>
+      <w:numFmt w:val="bullet"/>
+      <w:lvlText w:val="o"/>
+      <w:lvlJc w:val="left"/>
+      <w:pPr>
+        <w:ind w:left="5760" w:hanging="360"/>
+      </w:pPr>
+      <w:rPr>
+        <w:rFonts w:ascii="Courier New" w:hAnsi="Courier New" w:cs="Courier New" w:hint="default"/>
+      </w:rPr>
+    </w:lvl>
+    <w:lvl w:ilvl="8" w:tplc="2C0A0005" w:tentative="1">
+      <w:start w:val="1"/>
+      <w:numFmt w:val="bullet"/>
+      <w:lvlText w:val=""/>
+      <w:lvlJc w:val="left"/>
+      <w:pPr>
+        <w:ind w:left="6480" w:hanging="360"/>
+      </w:pPr>
+      <w:rPr>
+        <w:rFonts w:ascii="Wingdings" w:hAnsi="Wingdings" w:hint="default"/>
+      </w:rPr>
+    </w:lvl>
+  </w:abstractNum>
+  <w:abstractNum w:abstractNumId="12" w15:restartNumberingAfterBreak="0">
+    <w:nsid w:val="65A125F5"/>
+    <w:multiLevelType w:val="hybridMultilevel"/>
+    <w:tmpl w:val="90AE025A"/>
+    <w:lvl w:ilvl="0" w:tplc="46381FC8">
+      <w:start w:val="1"/>
+      <w:numFmt w:val="decimal"/>
+      <w:lvlText w:val="%1-"/>
+      <w:lvlJc w:val="left"/>
+      <w:pPr>
+        <w:ind w:left="720" w:hanging="360"/>
+      </w:pPr>
+      <w:rPr>
+        <w:rFonts w:hint="default"/>
+      </w:rPr>
+    </w:lvl>
+    <w:lvl w:ilvl="1" w:tplc="2C0A0019" w:tentative="1">
+      <w:start w:val="1"/>
+      <w:numFmt w:val="lowerLetter"/>
+      <w:lvlText w:val="%2."/>
+      <w:lvlJc w:val="left"/>
+      <w:pPr>
+        <w:ind w:left="1440" w:hanging="360"/>
+      </w:pPr>
+    </w:lvl>
+    <w:lvl w:ilvl="2" w:tplc="2C0A001B" w:tentative="1">
+      <w:start w:val="1"/>
+      <w:numFmt w:val="lowerRoman"/>
+      <w:lvlText w:val="%3."/>
+      <w:lvlJc w:val="right"/>
+      <w:pPr>
+        <w:ind w:left="2160" w:hanging="180"/>
+      </w:pPr>
+    </w:lvl>
+    <w:lvl w:ilvl="3" w:tplc="2C0A000F" w:tentative="1">
+      <w:start w:val="1"/>
+      <w:numFmt w:val="decimal"/>
+      <w:lvlText w:val="%4."/>
+      <w:lvlJc w:val="left"/>
+      <w:pPr>
+        <w:ind w:left="2880" w:hanging="360"/>
+      </w:pPr>
+    </w:lvl>
+    <w:lvl w:ilvl="4" w:tplc="2C0A0019" w:tentative="1">
+      <w:start w:val="1"/>
+      <w:numFmt w:val="lowerLetter"/>
+      <w:lvlText w:val="%5."/>
+      <w:lvlJc w:val="left"/>
+      <w:pPr>
+        <w:ind w:left="3600" w:hanging="360"/>
+      </w:pPr>
+    </w:lvl>
+    <w:lvl w:ilvl="5" w:tplc="2C0A001B" w:tentative="1">
+      <w:start w:val="1"/>
+      <w:numFmt w:val="lowerRoman"/>
+      <w:lvlText w:val="%6."/>
+      <w:lvlJc w:val="right"/>
+      <w:pPr>
+        <w:ind w:left="4320" w:hanging="180"/>
+      </w:pPr>
+    </w:lvl>
+    <w:lvl w:ilvl="6" w:tplc="2C0A000F" w:tentative="1">
+      <w:start w:val="1"/>
+      <w:numFmt w:val="decimal"/>
+      <w:lvlText w:val="%7."/>
+      <w:lvlJc w:val="left"/>
+      <w:pPr>
+        <w:ind w:left="5040" w:hanging="360"/>
+      </w:pPr>
+    </w:lvl>
+    <w:lvl w:ilvl="7" w:tplc="2C0A0019" w:tentative="1">
+      <w:start w:val="1"/>
+      <w:numFmt w:val="lowerLetter"/>
+      <w:lvlText w:val="%8."/>
+      <w:lvlJc w:val="left"/>
+      <w:pPr>
+        <w:ind w:left="5760" w:hanging="360"/>
+      </w:pPr>
+    </w:lvl>
+    <w:lvl w:ilvl="8" w:tplc="2C0A001B" w:tentative="1">
+      <w:start w:val="1"/>
+      <w:numFmt w:val="lowerRoman"/>
+      <w:lvlText w:val="%9."/>
+      <w:lvlJc w:val="right"/>
+      <w:pPr>
+        <w:ind w:left="6480" w:hanging="180"/>
+      </w:pPr>
+    </w:lvl>
+  </w:abstractNum>
+  <w:abstractNum w:abstractNumId="13" w15:restartNumberingAfterBreak="0">
+    <w:nsid w:val="67160AB6"/>
+    <w:multiLevelType w:val="hybridMultilevel"/>
+    <w:tmpl w:val="0BD8D88C"/>
+    <w:lvl w:ilvl="0" w:tplc="FFFFFFFF">
+      <w:start w:val="1"/>
+      <w:numFmt w:val="decimal"/>
+      <w:lvlText w:val="%1."/>
+      <w:lvlJc w:val="left"/>
+      <w:pPr>
+        <w:ind w:left="720" w:hanging="360"/>
+      </w:pPr>
+    </w:lvl>
+    <w:lvl w:ilvl="1" w:tplc="FFFFFFFF" w:tentative="1">
+      <w:start w:val="1"/>
+      <w:numFmt w:val="lowerLetter"/>
+      <w:lvlText w:val="%2."/>
+      <w:lvlJc w:val="left"/>
+      <w:pPr>
+        <w:ind w:left="1440" w:hanging="360"/>
+      </w:pPr>
+    </w:lvl>
+    <w:lvl w:ilvl="2" w:tplc="FFFFFFFF" w:tentative="1">
+      <w:start w:val="1"/>
+      <w:numFmt w:val="lowerRoman"/>
+      <w:lvlText w:val="%3."/>
+      <w:lvlJc w:val="right"/>
+      <w:pPr>
+        <w:ind w:left="2160" w:hanging="180"/>
+      </w:pPr>
+    </w:lvl>
+    <w:lvl w:ilvl="3" w:tplc="FFFFFFFF" w:tentative="1">
+      <w:start w:val="1"/>
+      <w:numFmt w:val="decimal"/>
+      <w:lvlText w:val="%4."/>
+      <w:lvlJc w:val="left"/>
+      <w:pPr>
+        <w:ind w:left="2880" w:hanging="360"/>
+      </w:pPr>
+    </w:lvl>
+    <w:lvl w:ilvl="4" w:tplc="FFFFFFFF" w:tentative="1">
+      <w:start w:val="1"/>
+      <w:numFmt w:val="lowerLetter"/>
+      <w:lvlText w:val="%5."/>
+      <w:lvlJc w:val="left"/>
+      <w:pPr>
+        <w:ind w:left="3600" w:hanging="360"/>
+      </w:pPr>
+    </w:lvl>
+    <w:lvl w:ilvl="5" w:tplc="FFFFFFFF" w:tentative="1">
+      <w:start w:val="1"/>
+      <w:numFmt w:val="lowerRoman"/>
+      <w:lvlText w:val="%6."/>
+      <w:lvlJc w:val="right"/>
+      <w:pPr>
+        <w:ind w:left="4320" w:hanging="180"/>
+      </w:pPr>
+    </w:lvl>
+    <w:lvl w:ilvl="6" w:tplc="FFFFFFFF" w:tentative="1">
+      <w:start w:val="1"/>
+      <w:numFmt w:val="decimal"/>
+      <w:lvlText w:val="%7."/>
+      <w:lvlJc w:val="left"/>
+      <w:pPr>
+        <w:ind w:left="5040" w:hanging="360"/>
+      </w:pPr>
+    </w:lvl>
+    <w:lvl w:ilvl="7" w:tplc="FFFFFFFF" w:tentative="1">
+      <w:start w:val="1"/>
+      <w:numFmt w:val="lowerLetter"/>
+      <w:lvlText w:val="%8."/>
+      <w:lvlJc w:val="left"/>
+      <w:pPr>
+        <w:ind w:left="5760" w:hanging="360"/>
+      </w:pPr>
+    </w:lvl>
+    <w:lvl w:ilvl="8" w:tplc="FFFFFFFF" w:tentative="1">
+      <w:start w:val="1"/>
+      <w:numFmt w:val="lowerRoman"/>
+      <w:lvlText w:val="%9."/>
+      <w:lvlJc w:val="right"/>
+      <w:pPr>
+        <w:ind w:left="6480" w:hanging="180"/>
+      </w:pPr>
+    </w:lvl>
+  </w:abstractNum>
+  <w:num w:numId="1" w16cid:durableId="14697188">
+    <w:abstractNumId w:val="1"/>
+  </w:num>
+  <w:num w:numId="2" w16cid:durableId="527375823">
+    <w:abstractNumId w:val="5"/>
+  </w:num>
+  <w:num w:numId="3" w16cid:durableId="1613173741">
+    <w:abstractNumId w:val="2"/>
+  </w:num>
+  <w:num w:numId="4" w16cid:durableId="1836801112">
+    <w:abstractNumId w:val="11"/>
+  </w:num>
+  <w:num w:numId="5" w16cid:durableId="571962510">
+    <w:abstractNumId w:val="4"/>
+  </w:num>
+  <w:num w:numId="6" w16cid:durableId="28920798">
+    <w:abstractNumId w:val="7"/>
+  </w:num>
+  <w:num w:numId="7" w16cid:durableId="1167359876">
+    <w:abstractNumId w:val="3"/>
+  </w:num>
+  <w:num w:numId="8" w16cid:durableId="1521118279">
+    <w:abstractNumId w:val="12"/>
+  </w:num>
+  <w:num w:numId="9" w16cid:durableId="508641766">
+    <w:abstractNumId w:val="10"/>
+  </w:num>
+  <w:num w:numId="10" w16cid:durableId="803887038">
+    <w:abstractNumId w:val="8"/>
+  </w:num>
+  <w:num w:numId="11" w16cid:durableId="973557322">
+    <w:abstractNumId w:val="6"/>
+  </w:num>
+  <w:num w:numId="12" w16cid:durableId="201479444">
+    <w:abstractNumId w:val="13"/>
+  </w:num>
+  <w:num w:numId="13" w16cid:durableId="2071339359">
+    <w:abstractNumId w:val="0"/>
+  </w:num>
+  <w:num w:numId="14" w16cid:durableId="191384878">
+    <w:abstractNumId w:val="9"/>
+  </w:num>
+</w:numbering>
 </file>
 
 <file path=word/styles.xml><?xml version="1.0" encoding="utf-8"?>
@@ -789,7 +3302,6 @@
   <w:style w:type="character" w:default="1" w:styleId="Fuentedeprrafopredeter">
     <w:name w:val="Default Paragraph Font"/>
     <w:uiPriority w:val="1"/>
-    <w:semiHidden/>
     <w:unhideWhenUsed/>
   </w:style>
   <w:style w:type="table" w:default="1" w:styleId="Tablanormal">

--- a/ASI/Parcial 1/ASI - Resolucion Parcial 1 - Mondino, Juan Cruz.docx
+++ b/ASI/Parcial 1/ASI - Resolucion Parcial 1 - Mondino, Juan Cruz.docx
@@ -1066,8 +1066,13 @@
           <w:numId w:val="18"/>
         </w:numPr>
       </w:pPr>
+      <w:proofErr w:type="spellStart"/>
       <w:r>
-        <w:t>Drone agrícola presenta degradación en la dimensión Disponibilidad causada por daño físico por caída durante el uso en campo.</w:t>
+        <w:t>Drone</w:t>
+      </w:r>
+      <w:proofErr w:type="spellEnd"/>
+      <w:r>
+        <w:t xml:space="preserve"> agrícola presenta degradación en la dimensión Disponibilidad causada por daño físico por caída durante el uso en campo.</w:t>
       </w:r>
     </w:p>
     <w:p>
@@ -2406,7 +2411,35 @@
               <w:rPr>
                 <w:rFonts w:ascii="Verdana" w:eastAsia="Verdana" w:hAnsi="Verdana" w:cs="Verdana"/>
               </w:rPr>
-              <w:t>, software, terminales de los usuarios (notebooks, tablets, PCs).</w:t>
+              <w:t xml:space="preserve">, software, terminales de los usuarios (notebooks, </w:t>
+            </w:r>
+            <w:proofErr w:type="spellStart"/>
+            <w:r>
+              <w:rPr>
+                <w:rFonts w:ascii="Verdana" w:eastAsia="Verdana" w:hAnsi="Verdana" w:cs="Verdana"/>
+              </w:rPr>
+              <w:t>tablets</w:t>
+            </w:r>
+            <w:proofErr w:type="spellEnd"/>
+            <w:r>
+              <w:rPr>
+                <w:rFonts w:ascii="Verdana" w:eastAsia="Verdana" w:hAnsi="Verdana" w:cs="Verdana"/>
+              </w:rPr>
+              <w:t xml:space="preserve">, </w:t>
+            </w:r>
+            <w:proofErr w:type="spellStart"/>
+            <w:r>
+              <w:rPr>
+                <w:rFonts w:ascii="Verdana" w:eastAsia="Verdana" w:hAnsi="Verdana" w:cs="Verdana"/>
+              </w:rPr>
+              <w:t>PCs</w:t>
+            </w:r>
+            <w:proofErr w:type="spellEnd"/>
+            <w:r>
+              <w:rPr>
+                <w:rFonts w:ascii="Verdana" w:eastAsia="Verdana" w:hAnsi="Verdana" w:cs="Verdana"/>
+              </w:rPr>
+              <w:t>).</w:t>
             </w:r>
           </w:p>
           <w:p>
@@ -7466,22 +7499,12 @@
     <w:p/>
     <w:p/>
     <w:p/>
-    <w:p/>
-    <w:p/>
-    <w:p/>
-    <w:p/>
-    <w:p/>
-    <w:p/>
-    <w:p/>
-    <w:p/>
-    <w:p/>
-    <w:p/>
-    <w:p/>
     <w:p>
       <w:pPr>
         <w:pStyle w:val="Ttulo3"/>
       </w:pPr>
       <w:r>
+        <w:lastRenderedPageBreak/>
         <w:t>Tratamiento de riesgos:</w:t>
       </w:r>
     </w:p>
@@ -7711,16 +7734,7 @@
                 <w:b/>
                 <w:color w:val="000000"/>
               </w:rPr>
-              <w:t>ESTRATEGI</w:t>
-            </w:r>
-            <w:r>
-              <w:rPr>
-                <w:rFonts w:ascii="Verdana" w:eastAsia="Verdana" w:hAnsi="Verdana" w:cs="Verdana"/>
-                <w:b/>
-                <w:color w:val="000000"/>
-              </w:rPr>
-              <w:lastRenderedPageBreak/>
-              <w:t>AS</w:t>
+              <w:t>ESTRATEGIAS</w:t>
             </w:r>
           </w:p>
         </w:tc>
@@ -7744,7 +7758,6 @@
                 <w:rFonts w:ascii="Verdana" w:eastAsia="Verdana" w:hAnsi="Verdana" w:cs="Verdana"/>
                 <w:b/>
               </w:rPr>
-              <w:lastRenderedPageBreak/>
               <w:t>EVITAR</w:t>
             </w:r>
           </w:p>
@@ -8179,6 +8192,7 @@
                 <w:rFonts w:ascii="Verdana" w:eastAsia="Verdana" w:hAnsi="Verdana" w:cs="Verdana"/>
                 <w:b/>
               </w:rPr>
+              <w:lastRenderedPageBreak/>
               <w:t>CONTROLES</w:t>
             </w:r>
           </w:p>
@@ -8801,7 +8815,6 @@
               <w:rPr>
                 <w:rFonts w:ascii="Verdana" w:eastAsia="Verdana" w:hAnsi="Verdana" w:cs="Verdana"/>
               </w:rPr>
-              <w:lastRenderedPageBreak/>
               <w:t>Id. A1P2TR1</w:t>
             </w:r>
           </w:p>
@@ -9444,7 +9457,6 @@
                 <w:rFonts w:ascii="Verdana" w:eastAsia="Verdana" w:hAnsi="Verdana" w:cs="Verdana"/>
                 <w:b/>
               </w:rPr>
-              <w:lastRenderedPageBreak/>
               <w:t>CONTROLES</w:t>
             </w:r>
           </w:p>
@@ -9864,6 +9876,7 @@
               <w:rPr>
                 <w:rFonts w:ascii="Verdana" w:eastAsia="Verdana" w:hAnsi="Verdana" w:cs="Verdana"/>
               </w:rPr>
+              <w:lastRenderedPageBreak/>
               <w:t>PROBABILIDAD = 1</w:t>
             </w:r>
           </w:p>
@@ -10102,16 +10115,7 @@
                 <w:b/>
                 <w:color w:val="000000"/>
               </w:rPr>
-              <w:t>ESTRATEGI</w:t>
-            </w:r>
-            <w:r>
-              <w:rPr>
-                <w:rFonts w:ascii="Verdana" w:eastAsia="Verdana" w:hAnsi="Verdana" w:cs="Verdana"/>
-                <w:b/>
-                <w:color w:val="000000"/>
-              </w:rPr>
-              <w:lastRenderedPageBreak/>
-              <w:t>AS</w:t>
+              <w:t>ESTRATEGIAS</w:t>
             </w:r>
           </w:p>
         </w:tc>
@@ -10135,7 +10139,6 @@
                 <w:rFonts w:ascii="Verdana" w:eastAsia="Verdana" w:hAnsi="Verdana" w:cs="Verdana"/>
                 <w:b/>
               </w:rPr>
-              <w:lastRenderedPageBreak/>
               <w:t>EVITAR</w:t>
             </w:r>
           </w:p>
@@ -10594,6 +10597,7 @@
                 <w:rFonts w:ascii="Verdana" w:eastAsia="Verdana" w:hAnsi="Verdana" w:cs="Verdana"/>
                 <w:b/>
               </w:rPr>
+              <w:lastRenderedPageBreak/>
               <w:t>CONTROLES</w:t>
             </w:r>
           </w:p>
@@ -11249,7 +11253,6 @@
               <w:rPr>
                 <w:rFonts w:ascii="Verdana" w:eastAsia="Verdana" w:hAnsi="Verdana" w:cs="Verdana"/>
               </w:rPr>
-              <w:lastRenderedPageBreak/>
               <w:t xml:space="preserve">PROBABILIDAD = </w:t>
             </w:r>
             <w:r>
@@ -12995,12 +12998,21 @@
                 <w:sz w:val="22"/>
               </w:rPr>
             </w:pPr>
+            <w:proofErr w:type="spellStart"/>
             <w:r>
               <w:rPr>
                 <w:rFonts w:ascii="Verdana" w:eastAsia="Verdana" w:hAnsi="Verdana" w:cs="Verdana"/>
                 <w:sz w:val="22"/>
               </w:rPr>
-              <w:t>Crit.</w:t>
+              <w:t>Crit</w:t>
+            </w:r>
+            <w:proofErr w:type="spellEnd"/>
+            <w:r>
+              <w:rPr>
+                <w:rFonts w:ascii="Verdana" w:eastAsia="Verdana" w:hAnsi="Verdana" w:cs="Verdana"/>
+                <w:sz w:val="22"/>
+              </w:rPr>
+              <w:t>.</w:t>
             </w:r>
           </w:p>
         </w:tc>
@@ -14062,12 +14074,14 @@
                 <w:rFonts w:ascii="Verdana" w:eastAsia="Verdana" w:hAnsi="Verdana" w:cs="Verdana"/>
               </w:rPr>
             </w:pPr>
+            <w:proofErr w:type="spellStart"/>
             <w:r>
               <w:rPr>
                 <w:rFonts w:ascii="Verdana" w:eastAsia="Verdana" w:hAnsi="Verdana" w:cs="Verdana"/>
               </w:rPr>
               <w:t>Softare</w:t>
             </w:r>
+            <w:proofErr w:type="spellEnd"/>
           </w:p>
         </w:tc>
       </w:tr>
@@ -14410,12 +14424,21 @@
                 <w:sz w:val="22"/>
               </w:rPr>
             </w:pPr>
+            <w:proofErr w:type="spellStart"/>
             <w:r>
               <w:rPr>
                 <w:rFonts w:ascii="Verdana" w:eastAsia="Verdana" w:hAnsi="Verdana" w:cs="Verdana"/>
                 <w:sz w:val="22"/>
               </w:rPr>
-              <w:t>Crit.</w:t>
+              <w:t>Crit</w:t>
+            </w:r>
+            <w:proofErr w:type="spellEnd"/>
+            <w:r>
+              <w:rPr>
+                <w:rFonts w:ascii="Verdana" w:eastAsia="Verdana" w:hAnsi="Verdana" w:cs="Verdana"/>
+                <w:sz w:val="22"/>
+              </w:rPr>
+              <w:t>.</w:t>
             </w:r>
           </w:p>
         </w:tc>
@@ -16845,7 +16868,6 @@
               <w:rPr>
                 <w:rFonts w:ascii="Verdana" w:eastAsia="Verdana" w:hAnsi="Verdana" w:cs="Verdana"/>
               </w:rPr>
-              <w:lastRenderedPageBreak/>
               <w:t>Controles de Garantía de los Planes</w:t>
             </w:r>
           </w:p>
@@ -18138,7 +18160,6 @@
               <w:rPr>
                 <w:rFonts w:ascii="Verdana" w:eastAsia="Verdana" w:hAnsi="Verdana" w:cs="Verdana"/>
               </w:rPr>
-              <w:lastRenderedPageBreak/>
               <w:t>Recuperación</w:t>
             </w:r>
           </w:p>
@@ -18678,7 +18699,6 @@
               <w:rPr>
                 <w:rFonts w:ascii="Verdana" w:eastAsia="Verdana" w:hAnsi="Verdana" w:cs="Verdana"/>
               </w:rPr>
-              <w:lastRenderedPageBreak/>
               <w:t xml:space="preserve">Continuidad </w:t>
             </w:r>
             <w:r>
@@ -20675,7 +20695,6 @@
               <w:rPr>
                 <w:rFonts w:ascii="Verdana" w:eastAsia="Verdana" w:hAnsi="Verdana" w:cs="Verdana"/>
               </w:rPr>
-              <w:lastRenderedPageBreak/>
               <w:t>Recuperación</w:t>
             </w:r>
           </w:p>
@@ -20721,7 +20740,25 @@
                 <w:color w:val="000000"/>
                 <w:highlight w:val="white"/>
               </w:rPr>
-              <w:t xml:space="preserve">Se define e implementa un </w:t>
+              <w:t xml:space="preserve">Se define e </w:t>
+            </w:r>
+            <w:proofErr w:type="spellStart"/>
+            <w:r>
+              <w:rPr>
+                <w:rFonts w:ascii="Verdana" w:eastAsia="Verdana" w:hAnsi="Verdana" w:cs="Verdana"/>
+                <w:color w:val="000000"/>
+                <w:highlight w:val="white"/>
+              </w:rPr>
+              <w:t>implementa</w:t>
+            </w:r>
+            <w:proofErr w:type="spellEnd"/>
+            <w:r>
+              <w:rPr>
+                <w:rFonts w:ascii="Verdana" w:eastAsia="Verdana" w:hAnsi="Verdana" w:cs="Verdana"/>
+                <w:color w:val="000000"/>
+                <w:highlight w:val="white"/>
+              </w:rPr>
+              <w:t xml:space="preserve"> un </w:t>
             </w:r>
             <w:r>
               <w:rPr>
@@ -21596,7 +21633,6 @@
               <w:rPr>
                 <w:rFonts w:ascii="Verdana" w:eastAsia="Verdana" w:hAnsi="Verdana" w:cs="Verdana"/>
               </w:rPr>
-              <w:lastRenderedPageBreak/>
               <w:t>Controles de Garantía de los Planes</w:t>
             </w:r>
           </w:p>
